--- a/CIS 4374 Homework 1 (Marlon Collins Jr).docx
+++ b/CIS 4374 Homework 1 (Marlon Collins Jr).docx
@@ -618,8 +618,1200 @@
         <w:t xml:space="preserve"> System Backup</w:t>
       </w:r>
     </w:p>
+    <w:p>
+      <w:pPr>
+        <w:spacing w:line="480" w:lineRule="auto"/>
+        <w:ind w:left="360"/>
+        <w:rPr>
+          <w:rFonts w:ascii="Times New Roman" w:hAnsi="Times New Roman" w:cs="Times New Roman"/>
+          <w:sz w:val="28"/>
+          <w:szCs w:val="28"/>
+        </w:rPr>
+      </w:pPr>
+    </w:p>
+    <w:p>
+      <w:pPr>
+        <w:spacing w:line="480" w:lineRule="auto"/>
+        <w:ind w:left="360"/>
+        <w:rPr>
+          <w:rFonts w:ascii="Times New Roman" w:hAnsi="Times New Roman" w:cs="Times New Roman"/>
+          <w:sz w:val="28"/>
+          <w:szCs w:val="28"/>
+        </w:rPr>
+      </w:pPr>
+    </w:p>
+    <w:p>
+      <w:pPr>
+        <w:spacing w:line="480" w:lineRule="auto"/>
+        <w:ind w:left="360"/>
+        <w:rPr>
+          <w:rFonts w:ascii="Times New Roman" w:hAnsi="Times New Roman" w:cs="Times New Roman"/>
+          <w:sz w:val="28"/>
+          <w:szCs w:val="28"/>
+        </w:rPr>
+      </w:pPr>
+    </w:p>
+    <w:p>
+      <w:pPr>
+        <w:spacing w:line="480" w:lineRule="auto"/>
+        <w:ind w:left="360"/>
+        <w:jc w:val="center"/>
+        <w:rPr>
+          <w:rFonts w:ascii="Times New Roman" w:hAnsi="Times New Roman" w:cs="Times New Roman"/>
+          <w:sz w:val="28"/>
+          <w:szCs w:val="28"/>
+        </w:rPr>
+      </w:pPr>
+      <w:r>
+        <w:rPr>
+          <w:rFonts w:ascii="Times New Roman" w:hAnsi="Times New Roman" w:cs="Times New Roman"/>
+          <w:sz w:val="28"/>
+          <w:szCs w:val="28"/>
+        </w:rPr>
+        <w:lastRenderedPageBreak/>
+        <w:t>Parking App Work Breakdown Structure</w:t>
+      </w:r>
+    </w:p>
+    <w:p>
+      <w:pPr>
+        <w:pStyle w:val="ListParagraph"/>
+        <w:numPr>
+          <w:ilvl w:val="0"/>
+          <w:numId w:val="3"/>
+        </w:numPr>
+        <w:spacing w:line="480" w:lineRule="auto"/>
+        <w:rPr>
+          <w:rFonts w:ascii="Times New Roman" w:hAnsi="Times New Roman" w:cs="Times New Roman"/>
+          <w:sz w:val="28"/>
+          <w:szCs w:val="28"/>
+        </w:rPr>
+      </w:pPr>
+      <w:r>
+        <w:rPr>
+          <w:rFonts w:ascii="Times New Roman" w:hAnsi="Times New Roman" w:cs="Times New Roman"/>
+          <w:b/>
+          <w:bCs/>
+          <w:sz w:val="28"/>
+          <w:szCs w:val="28"/>
+        </w:rPr>
+        <w:t>Authentication Module</w:t>
+      </w:r>
+      <w:r>
+        <w:rPr>
+          <w:rFonts w:ascii="Times New Roman" w:hAnsi="Times New Roman" w:cs="Times New Roman"/>
+          <w:sz w:val="28"/>
+          <w:szCs w:val="28"/>
+        </w:rPr>
+        <w:t xml:space="preserve">: </w:t>
+      </w:r>
+      <w:r>
+        <w:rPr>
+          <w:rFonts w:ascii="Times New Roman" w:hAnsi="Times New Roman" w:cs="Times New Roman"/>
+          <w:sz w:val="28"/>
+          <w:szCs w:val="28"/>
+        </w:rPr>
+        <w:t>This section covers all functionality related to secure user access. It includes login, registration, and session management. Tasks span UI design, credential validation, and token</w:t>
+      </w:r>
+      <w:r>
+        <w:rPr>
+          <w:rFonts w:ascii="Times New Roman" w:hAnsi="Times New Roman" w:cs="Times New Roman"/>
+          <w:sz w:val="28"/>
+          <w:szCs w:val="28"/>
+        </w:rPr>
+        <w:noBreakHyphen/>
+        <w:t>based session handling. This module ensures that only authorized users can access the system and that sessions are properly maintained.</w:t>
+      </w:r>
+    </w:p>
+    <w:p>
+      <w:pPr>
+        <w:pStyle w:val="ListParagraph"/>
+        <w:numPr>
+          <w:ilvl w:val="0"/>
+          <w:numId w:val="3"/>
+        </w:numPr>
+        <w:spacing w:line="480" w:lineRule="auto"/>
+        <w:rPr>
+          <w:rFonts w:ascii="Times New Roman" w:hAnsi="Times New Roman" w:cs="Times New Roman"/>
+          <w:sz w:val="28"/>
+          <w:szCs w:val="28"/>
+        </w:rPr>
+      </w:pPr>
+      <w:r>
+        <w:rPr>
+          <w:rFonts w:ascii="Times New Roman" w:hAnsi="Times New Roman" w:cs="Times New Roman"/>
+          <w:b/>
+          <w:bCs/>
+          <w:sz w:val="28"/>
+          <w:szCs w:val="28"/>
+        </w:rPr>
+        <w:t>User and Operator Management</w:t>
+      </w:r>
+      <w:r>
+        <w:rPr>
+          <w:rFonts w:ascii="Times New Roman" w:hAnsi="Times New Roman" w:cs="Times New Roman"/>
+          <w:sz w:val="28"/>
+          <w:szCs w:val="28"/>
+        </w:rPr>
+        <w:t>:</w:t>
+      </w:r>
+      <w:r>
+        <w:rPr>
+          <w:rFonts w:ascii="Times New Roman" w:hAnsi="Times New Roman" w:cs="Times New Roman"/>
+          <w:sz w:val="28"/>
+          <w:szCs w:val="28"/>
+        </w:rPr>
+        <w:t xml:space="preserve"> </w:t>
+      </w:r>
+      <w:r>
+        <w:rPr>
+          <w:rFonts w:ascii="Times New Roman" w:hAnsi="Times New Roman" w:cs="Times New Roman"/>
+          <w:sz w:val="28"/>
+          <w:szCs w:val="28"/>
+        </w:rPr>
+        <w:t>This component focuses on creating, editing, and managing user and operator accounts. It includes workflows for adding users, assigning roles, and maintaining account profiles. Audit logging and account deactivation are also included to support administrative oversight and compliance.</w:t>
+      </w:r>
+    </w:p>
+    <w:p>
+      <w:pPr>
+        <w:pStyle w:val="ListParagraph"/>
+        <w:numPr>
+          <w:ilvl w:val="0"/>
+          <w:numId w:val="3"/>
+        </w:numPr>
+        <w:spacing w:line="480" w:lineRule="auto"/>
+        <w:rPr>
+          <w:rFonts w:ascii="Times New Roman" w:hAnsi="Times New Roman" w:cs="Times New Roman"/>
+          <w:sz w:val="28"/>
+          <w:szCs w:val="28"/>
+        </w:rPr>
+      </w:pPr>
+      <w:r>
+        <w:rPr>
+          <w:rFonts w:ascii="Times New Roman" w:hAnsi="Times New Roman" w:cs="Times New Roman"/>
+          <w:b/>
+          <w:bCs/>
+          <w:sz w:val="28"/>
+          <w:szCs w:val="28"/>
+        </w:rPr>
+        <w:t>Dashboards</w:t>
+      </w:r>
+      <w:r>
+        <w:rPr>
+          <w:rFonts w:ascii="Times New Roman" w:hAnsi="Times New Roman" w:cs="Times New Roman"/>
+          <w:sz w:val="28"/>
+          <w:szCs w:val="28"/>
+        </w:rPr>
+        <w:t>:</w:t>
+      </w:r>
+      <w:r>
+        <w:rPr>
+          <w:rFonts w:ascii="Times New Roman" w:hAnsi="Times New Roman" w:cs="Times New Roman"/>
+          <w:sz w:val="28"/>
+          <w:szCs w:val="28"/>
+        </w:rPr>
+        <w:t xml:space="preserve"> </w:t>
+      </w:r>
+      <w:r>
+        <w:rPr>
+          <w:rFonts w:ascii="Times New Roman" w:hAnsi="Times New Roman" w:cs="Times New Roman"/>
+          <w:sz w:val="28"/>
+          <w:szCs w:val="28"/>
+        </w:rPr>
+        <w:t>Dashboards form the core user interface for both customers and operators. This section includes garage management (add/edit/remove garages), parking search and selection, and payment processing. It represents the main interactive portion of the app where users find parking, reserve spots, and complete transactions.</w:t>
+      </w:r>
+    </w:p>
+    <w:p>
+      <w:pPr>
+        <w:pStyle w:val="ListParagraph"/>
+        <w:numPr>
+          <w:ilvl w:val="0"/>
+          <w:numId w:val="3"/>
+        </w:numPr>
+        <w:spacing w:line="480" w:lineRule="auto"/>
+        <w:rPr>
+          <w:rFonts w:ascii="Times New Roman" w:hAnsi="Times New Roman" w:cs="Times New Roman"/>
+          <w:sz w:val="28"/>
+          <w:szCs w:val="28"/>
+        </w:rPr>
+      </w:pPr>
+      <w:r>
+        <w:rPr>
+          <w:rFonts w:ascii="Times New Roman" w:hAnsi="Times New Roman" w:cs="Times New Roman"/>
+          <w:b/>
+          <w:bCs/>
+          <w:sz w:val="28"/>
+          <w:szCs w:val="28"/>
+        </w:rPr>
+        <w:t>Reporting Module</w:t>
+      </w:r>
+      <w:r>
+        <w:rPr>
+          <w:rFonts w:ascii="Times New Roman" w:hAnsi="Times New Roman" w:cs="Times New Roman"/>
+          <w:sz w:val="28"/>
+          <w:szCs w:val="28"/>
+        </w:rPr>
+        <w:t>:</w:t>
+      </w:r>
+      <w:r>
+        <w:rPr>
+          <w:rFonts w:ascii="Times New Roman" w:hAnsi="Times New Roman" w:cs="Times New Roman"/>
+          <w:sz w:val="28"/>
+          <w:szCs w:val="28"/>
+        </w:rPr>
+        <w:t xml:space="preserve"> </w:t>
+      </w:r>
+      <w:r>
+        <w:rPr>
+          <w:rFonts w:ascii="Times New Roman" w:hAnsi="Times New Roman" w:cs="Times New Roman"/>
+          <w:sz w:val="28"/>
+          <w:szCs w:val="28"/>
+        </w:rPr>
+        <w:t xml:space="preserve">Reporting provides visibility into system performance and financial activity. It includes occupancy graphs, transaction summaries, and exportable reports. This module supports </w:t>
+      </w:r>
+      <w:r>
+        <w:rPr>
+          <w:rFonts w:ascii="Times New Roman" w:hAnsi="Times New Roman" w:cs="Times New Roman"/>
+          <w:sz w:val="28"/>
+          <w:szCs w:val="28"/>
+        </w:rPr>
+        <w:lastRenderedPageBreak/>
+        <w:t>decision</w:t>
+      </w:r>
+      <w:r>
+        <w:rPr>
+          <w:rFonts w:ascii="Times New Roman" w:hAnsi="Times New Roman" w:cs="Times New Roman"/>
+          <w:sz w:val="28"/>
+          <w:szCs w:val="28"/>
+        </w:rPr>
+        <w:noBreakHyphen/>
+        <w:t>making by offering analytics, trends, and operational insights for administrators.</w:t>
+      </w:r>
+    </w:p>
+    <w:p>
+      <w:pPr>
+        <w:pStyle w:val="ListParagraph"/>
+        <w:numPr>
+          <w:ilvl w:val="0"/>
+          <w:numId w:val="3"/>
+        </w:numPr>
+        <w:spacing w:line="480" w:lineRule="auto"/>
+        <w:rPr>
+          <w:rFonts w:ascii="Times New Roman" w:hAnsi="Times New Roman" w:cs="Times New Roman"/>
+          <w:sz w:val="28"/>
+          <w:szCs w:val="28"/>
+        </w:rPr>
+      </w:pPr>
+      <w:r>
+        <w:rPr>
+          <w:rFonts w:ascii="Times New Roman" w:hAnsi="Times New Roman" w:cs="Times New Roman"/>
+          <w:b/>
+          <w:bCs/>
+          <w:sz w:val="28"/>
+          <w:szCs w:val="28"/>
+        </w:rPr>
+        <w:t>System Infrastructure</w:t>
+      </w:r>
+      <w:r>
+        <w:rPr>
+          <w:rFonts w:ascii="Times New Roman" w:hAnsi="Times New Roman" w:cs="Times New Roman"/>
+          <w:sz w:val="28"/>
+          <w:szCs w:val="28"/>
+        </w:rPr>
+        <w:t>:</w:t>
+      </w:r>
+      <w:r>
+        <w:rPr>
+          <w:rFonts w:ascii="Times New Roman" w:hAnsi="Times New Roman" w:cs="Times New Roman"/>
+          <w:sz w:val="28"/>
+          <w:szCs w:val="28"/>
+        </w:rPr>
+        <w:t xml:space="preserve"> </w:t>
+      </w:r>
+      <w:r>
+        <w:rPr>
+          <w:rFonts w:ascii="Times New Roman" w:hAnsi="Times New Roman" w:cs="Times New Roman"/>
+          <w:sz w:val="28"/>
+          <w:szCs w:val="28"/>
+        </w:rPr>
+        <w:t>This section defines the technical foundation of the application. It includes database design, API development, and cloud deployment. Tasks cover schema creation, backend service development, and performance optimization. This ensures the system is scalable, reliable, and capable of supporting real</w:t>
+      </w:r>
+      <w:r>
+        <w:rPr>
+          <w:rFonts w:ascii="Times New Roman" w:hAnsi="Times New Roman" w:cs="Times New Roman"/>
+          <w:sz w:val="28"/>
+          <w:szCs w:val="28"/>
+        </w:rPr>
+        <w:noBreakHyphen/>
+        <w:t>time operations.</w:t>
+      </w:r>
+    </w:p>
+    <w:p>
+      <w:pPr>
+        <w:pStyle w:val="ListParagraph"/>
+        <w:numPr>
+          <w:ilvl w:val="0"/>
+          <w:numId w:val="3"/>
+        </w:numPr>
+        <w:spacing w:line="480" w:lineRule="auto"/>
+        <w:rPr>
+          <w:rFonts w:ascii="Times New Roman" w:hAnsi="Times New Roman" w:cs="Times New Roman"/>
+          <w:sz w:val="28"/>
+          <w:szCs w:val="28"/>
+        </w:rPr>
+      </w:pPr>
+      <w:r>
+        <w:rPr>
+          <w:rFonts w:ascii="Times New Roman" w:hAnsi="Times New Roman" w:cs="Times New Roman"/>
+          <w:b/>
+          <w:bCs/>
+          <w:sz w:val="28"/>
+          <w:szCs w:val="28"/>
+        </w:rPr>
+        <w:t>Quality Assurance</w:t>
+      </w:r>
+      <w:r>
+        <w:rPr>
+          <w:rFonts w:ascii="Times New Roman" w:hAnsi="Times New Roman" w:cs="Times New Roman"/>
+          <w:sz w:val="28"/>
+          <w:szCs w:val="28"/>
+        </w:rPr>
+        <w:t>:</w:t>
+      </w:r>
+      <w:r>
+        <w:rPr>
+          <w:rFonts w:ascii="Times New Roman" w:hAnsi="Times New Roman" w:cs="Times New Roman"/>
+          <w:sz w:val="28"/>
+          <w:szCs w:val="28"/>
+        </w:rPr>
+        <w:t xml:space="preserve"> </w:t>
+      </w:r>
+      <w:r>
+        <w:rPr>
+          <w:rFonts w:ascii="Times New Roman" w:hAnsi="Times New Roman" w:cs="Times New Roman"/>
+          <w:sz w:val="28"/>
+          <w:szCs w:val="28"/>
+        </w:rPr>
+        <w:t>Quality Assurance ensures the system meets functional, performance, and security requirements. It includes functional testing for each module, stress and load testing, and security validation such as vulnerability scanning and role</w:t>
+      </w:r>
+      <w:r>
+        <w:rPr>
+          <w:rFonts w:ascii="Times New Roman" w:hAnsi="Times New Roman" w:cs="Times New Roman"/>
+          <w:sz w:val="28"/>
+          <w:szCs w:val="28"/>
+        </w:rPr>
+        <w:noBreakHyphen/>
+        <w:t>based access verification. This section guarantees that the final product is stable and secure.</w:t>
+      </w:r>
+    </w:p>
+    <w:p>
+      <w:pPr>
+        <w:pStyle w:val="ListParagraph"/>
+        <w:numPr>
+          <w:ilvl w:val="0"/>
+          <w:numId w:val="3"/>
+        </w:numPr>
+        <w:spacing w:line="480" w:lineRule="auto"/>
+        <w:rPr>
+          <w:rFonts w:ascii="Times New Roman" w:hAnsi="Times New Roman" w:cs="Times New Roman"/>
+          <w:sz w:val="28"/>
+          <w:szCs w:val="28"/>
+        </w:rPr>
+      </w:pPr>
+      <w:r>
+        <w:rPr>
+          <w:rFonts w:ascii="Times New Roman" w:hAnsi="Times New Roman" w:cs="Times New Roman"/>
+          <w:b/>
+          <w:bCs/>
+          <w:sz w:val="28"/>
+          <w:szCs w:val="28"/>
+        </w:rPr>
+        <w:t>Project Management</w:t>
+      </w:r>
+      <w:r>
+        <w:rPr>
+          <w:rFonts w:ascii="Times New Roman" w:hAnsi="Times New Roman" w:cs="Times New Roman"/>
+          <w:sz w:val="28"/>
+          <w:szCs w:val="28"/>
+        </w:rPr>
+        <w:t>:</w:t>
+      </w:r>
+      <w:r>
+        <w:rPr>
+          <w:rFonts w:ascii="Times New Roman" w:hAnsi="Times New Roman" w:cs="Times New Roman"/>
+          <w:sz w:val="28"/>
+          <w:szCs w:val="28"/>
+        </w:rPr>
+        <w:t xml:space="preserve"> </w:t>
+      </w:r>
+      <w:r>
+        <w:rPr>
+          <w:rFonts w:ascii="Times New Roman" w:hAnsi="Times New Roman" w:cs="Times New Roman"/>
+          <w:sz w:val="28"/>
+          <w:szCs w:val="28"/>
+        </w:rPr>
+        <w:t>This final section covers documentation, meetings, and delivery activities. It includes SRS creation, WBS and Gantt chart development, client reviews, sprint planning, and final deployment. It ensures the project stays organized, documented, and aligned with stakeholder expectations.</w:t>
+      </w:r>
+    </w:p>
+    <w:p>
+      <w:pPr>
+        <w:spacing w:line="480" w:lineRule="auto"/>
+        <w:ind w:left="720"/>
+        <w:rPr>
+          <w:rFonts w:ascii="Times New Roman" w:hAnsi="Times New Roman" w:cs="Times New Roman"/>
+          <w:sz w:val="28"/>
+          <w:szCs w:val="28"/>
+        </w:rPr>
+      </w:pPr>
+    </w:p>
+    <w:p>
+      <w:pPr>
+        <w:spacing w:line="480" w:lineRule="auto"/>
+        <w:ind w:left="720"/>
+        <w:rPr>
+          <w:rFonts w:ascii="Times New Roman" w:hAnsi="Times New Roman" w:cs="Times New Roman"/>
+          <w:sz w:val="28"/>
+          <w:szCs w:val="28"/>
+        </w:rPr>
+      </w:pPr>
+    </w:p>
+    <w:p>
+      <w:pPr>
+        <w:spacing w:line="480" w:lineRule="auto"/>
+        <w:ind w:left="720"/>
+        <w:jc w:val="center"/>
+        <w:rPr>
+          <w:rFonts w:ascii="Times New Roman" w:hAnsi="Times New Roman" w:cs="Times New Roman"/>
+          <w:sz w:val="28"/>
+          <w:szCs w:val="28"/>
+        </w:rPr>
+      </w:pPr>
+      <w:r>
+        <w:rPr>
+          <w:rFonts w:ascii="Times New Roman" w:hAnsi="Times New Roman" w:cs="Times New Roman"/>
+          <w:sz w:val="28"/>
+          <w:szCs w:val="28"/>
+        </w:rPr>
+        <w:lastRenderedPageBreak/>
+        <w:t>Parking App Timeline</w:t>
+      </w:r>
+    </w:p>
+    <w:p>
+      <w:pPr>
+        <w:spacing w:line="480" w:lineRule="auto"/>
+        <w:rPr>
+          <w:rFonts w:ascii="Times New Roman" w:hAnsi="Times New Roman" w:cs="Times New Roman"/>
+          <w:b/>
+          <w:bCs/>
+          <w:sz w:val="28"/>
+          <w:szCs w:val="28"/>
+        </w:rPr>
+      </w:pPr>
+      <w:r>
+        <w:rPr>
+          <w:rFonts w:ascii="Times New Roman" w:hAnsi="Times New Roman" w:cs="Times New Roman"/>
+          <w:b/>
+          <w:bCs/>
+          <w:sz w:val="28"/>
+          <w:szCs w:val="28"/>
+        </w:rPr>
+        <w:t>Week 1 — Requirements &amp; Planning</w:t>
+      </w:r>
+    </w:p>
+    <w:p>
+      <w:pPr>
+        <w:numPr>
+          <w:ilvl w:val="0"/>
+          <w:numId w:val="4"/>
+        </w:numPr>
+        <w:spacing w:line="480" w:lineRule="auto"/>
+        <w:rPr>
+          <w:rFonts w:ascii="Times New Roman" w:hAnsi="Times New Roman" w:cs="Times New Roman"/>
+          <w:sz w:val="28"/>
+          <w:szCs w:val="28"/>
+        </w:rPr>
+      </w:pPr>
+      <w:r>
+        <w:rPr>
+          <w:rFonts w:ascii="Times New Roman" w:hAnsi="Times New Roman" w:cs="Times New Roman"/>
+          <w:sz w:val="28"/>
+          <w:szCs w:val="28"/>
+        </w:rPr>
+        <w:t>Finalize SRS draft</w:t>
+      </w:r>
+    </w:p>
+    <w:p>
+      <w:pPr>
+        <w:numPr>
+          <w:ilvl w:val="0"/>
+          <w:numId w:val="4"/>
+        </w:numPr>
+        <w:spacing w:line="480" w:lineRule="auto"/>
+        <w:rPr>
+          <w:rFonts w:ascii="Times New Roman" w:hAnsi="Times New Roman" w:cs="Times New Roman"/>
+          <w:sz w:val="28"/>
+          <w:szCs w:val="28"/>
+        </w:rPr>
+      </w:pPr>
+      <w:r>
+        <w:rPr>
+          <w:rFonts w:ascii="Times New Roman" w:hAnsi="Times New Roman" w:cs="Times New Roman"/>
+          <w:sz w:val="28"/>
+          <w:szCs w:val="28"/>
+        </w:rPr>
+        <w:t>Complete WBS (3 levels)</w:t>
+      </w:r>
+    </w:p>
+    <w:p>
+      <w:pPr>
+        <w:numPr>
+          <w:ilvl w:val="0"/>
+          <w:numId w:val="4"/>
+        </w:numPr>
+        <w:spacing w:line="480" w:lineRule="auto"/>
+        <w:rPr>
+          <w:rFonts w:ascii="Times New Roman" w:hAnsi="Times New Roman" w:cs="Times New Roman"/>
+          <w:sz w:val="28"/>
+          <w:szCs w:val="28"/>
+        </w:rPr>
+      </w:pPr>
+      <w:r>
+        <w:rPr>
+          <w:rFonts w:ascii="Times New Roman" w:hAnsi="Times New Roman" w:cs="Times New Roman"/>
+          <w:sz w:val="28"/>
+          <w:szCs w:val="28"/>
+        </w:rPr>
+        <w:t>Identify actors &amp; use cases</w:t>
+      </w:r>
+    </w:p>
+    <w:p>
+      <w:pPr>
+        <w:numPr>
+          <w:ilvl w:val="0"/>
+          <w:numId w:val="4"/>
+        </w:numPr>
+        <w:spacing w:line="480" w:lineRule="auto"/>
+        <w:rPr>
+          <w:rFonts w:ascii="Times New Roman" w:hAnsi="Times New Roman" w:cs="Times New Roman"/>
+          <w:sz w:val="28"/>
+          <w:szCs w:val="28"/>
+        </w:rPr>
+      </w:pPr>
+      <w:r>
+        <w:rPr>
+          <w:rFonts w:ascii="Times New Roman" w:hAnsi="Times New Roman" w:cs="Times New Roman"/>
+          <w:sz w:val="28"/>
+          <w:szCs w:val="28"/>
+        </w:rPr>
+        <w:t>Initial project schedule</w:t>
+      </w:r>
+    </w:p>
+    <w:p>
+      <w:pPr>
+        <w:spacing w:line="480" w:lineRule="auto"/>
+        <w:rPr>
+          <w:rFonts w:ascii="Times New Roman" w:hAnsi="Times New Roman" w:cs="Times New Roman"/>
+          <w:b/>
+          <w:bCs/>
+          <w:sz w:val="28"/>
+          <w:szCs w:val="28"/>
+        </w:rPr>
+      </w:pPr>
+      <w:r>
+        <w:rPr>
+          <w:rFonts w:ascii="Times New Roman" w:hAnsi="Times New Roman" w:cs="Times New Roman"/>
+          <w:b/>
+          <w:bCs/>
+          <w:sz w:val="28"/>
+          <w:szCs w:val="28"/>
+        </w:rPr>
+        <w:t>Week 2 — System Architecture &amp; Design</w:t>
+      </w:r>
+    </w:p>
+    <w:p>
+      <w:pPr>
+        <w:numPr>
+          <w:ilvl w:val="0"/>
+          <w:numId w:val="5"/>
+        </w:numPr>
+        <w:spacing w:line="480" w:lineRule="auto"/>
+        <w:rPr>
+          <w:rFonts w:ascii="Times New Roman" w:hAnsi="Times New Roman" w:cs="Times New Roman"/>
+          <w:sz w:val="28"/>
+          <w:szCs w:val="28"/>
+        </w:rPr>
+      </w:pPr>
+      <w:r>
+        <w:rPr>
+          <w:rFonts w:ascii="Times New Roman" w:hAnsi="Times New Roman" w:cs="Times New Roman"/>
+          <w:sz w:val="28"/>
+          <w:szCs w:val="28"/>
+        </w:rPr>
+        <w:t>Database schema design</w:t>
+      </w:r>
+    </w:p>
+    <w:p>
+      <w:pPr>
+        <w:numPr>
+          <w:ilvl w:val="0"/>
+          <w:numId w:val="5"/>
+        </w:numPr>
+        <w:spacing w:line="480" w:lineRule="auto"/>
+        <w:rPr>
+          <w:rFonts w:ascii="Times New Roman" w:hAnsi="Times New Roman" w:cs="Times New Roman"/>
+          <w:sz w:val="28"/>
+          <w:szCs w:val="28"/>
+        </w:rPr>
+      </w:pPr>
+      <w:r>
+        <w:rPr>
+          <w:rFonts w:ascii="Times New Roman" w:hAnsi="Times New Roman" w:cs="Times New Roman"/>
+          <w:sz w:val="28"/>
+          <w:szCs w:val="28"/>
+        </w:rPr>
+        <w:t>API structure planning</w:t>
+      </w:r>
+    </w:p>
+    <w:p>
+      <w:pPr>
+        <w:numPr>
+          <w:ilvl w:val="0"/>
+          <w:numId w:val="5"/>
+        </w:numPr>
+        <w:spacing w:line="480" w:lineRule="auto"/>
+        <w:rPr>
+          <w:rFonts w:ascii="Times New Roman" w:hAnsi="Times New Roman" w:cs="Times New Roman"/>
+          <w:sz w:val="28"/>
+          <w:szCs w:val="28"/>
+        </w:rPr>
+      </w:pPr>
+      <w:r>
+        <w:rPr>
+          <w:rFonts w:ascii="Times New Roman" w:hAnsi="Times New Roman" w:cs="Times New Roman"/>
+          <w:sz w:val="28"/>
+          <w:szCs w:val="28"/>
+        </w:rPr>
+        <w:t>UI wireframes for dashboards</w:t>
+      </w:r>
+    </w:p>
+    <w:p>
+      <w:pPr>
+        <w:numPr>
+          <w:ilvl w:val="0"/>
+          <w:numId w:val="5"/>
+        </w:numPr>
+        <w:spacing w:line="480" w:lineRule="auto"/>
+        <w:rPr>
+          <w:rFonts w:ascii="Times New Roman" w:hAnsi="Times New Roman" w:cs="Times New Roman"/>
+          <w:sz w:val="28"/>
+          <w:szCs w:val="28"/>
+        </w:rPr>
+      </w:pPr>
+      <w:r>
+        <w:rPr>
+          <w:rFonts w:ascii="Times New Roman" w:hAnsi="Times New Roman" w:cs="Times New Roman"/>
+          <w:sz w:val="28"/>
+          <w:szCs w:val="28"/>
+        </w:rPr>
+        <w:t>Authentication workflow design</w:t>
+      </w:r>
+    </w:p>
+    <w:p>
+      <w:pPr>
+        <w:spacing w:line="480" w:lineRule="auto"/>
+        <w:rPr>
+          <w:rFonts w:ascii="Times New Roman" w:hAnsi="Times New Roman" w:cs="Times New Roman"/>
+          <w:b/>
+          <w:bCs/>
+          <w:sz w:val="28"/>
+          <w:szCs w:val="28"/>
+        </w:rPr>
+      </w:pPr>
+      <w:r>
+        <w:rPr>
+          <w:rFonts w:ascii="Times New Roman" w:hAnsi="Times New Roman" w:cs="Times New Roman"/>
+          <w:b/>
+          <w:bCs/>
+          <w:sz w:val="28"/>
+          <w:szCs w:val="28"/>
+        </w:rPr>
+        <w:t>Week 3 — Core Development (Phase 1)</w:t>
+      </w:r>
+    </w:p>
+    <w:p>
+      <w:pPr>
+        <w:numPr>
+          <w:ilvl w:val="0"/>
+          <w:numId w:val="6"/>
+        </w:numPr>
+        <w:spacing w:line="480" w:lineRule="auto"/>
+        <w:rPr>
+          <w:rFonts w:ascii="Times New Roman" w:hAnsi="Times New Roman" w:cs="Times New Roman"/>
+          <w:sz w:val="28"/>
+          <w:szCs w:val="28"/>
+        </w:rPr>
+      </w:pPr>
+      <w:r>
+        <w:rPr>
+          <w:rFonts w:ascii="Times New Roman" w:hAnsi="Times New Roman" w:cs="Times New Roman"/>
+          <w:sz w:val="28"/>
+          <w:szCs w:val="28"/>
+        </w:rPr>
+        <w:t>Authentication module</w:t>
+      </w:r>
+    </w:p>
+    <w:p>
+      <w:pPr>
+        <w:numPr>
+          <w:ilvl w:val="0"/>
+          <w:numId w:val="6"/>
+        </w:numPr>
+        <w:spacing w:line="480" w:lineRule="auto"/>
+        <w:rPr>
+          <w:rFonts w:ascii="Times New Roman" w:hAnsi="Times New Roman" w:cs="Times New Roman"/>
+          <w:sz w:val="28"/>
+          <w:szCs w:val="28"/>
+        </w:rPr>
+      </w:pPr>
+      <w:r>
+        <w:rPr>
+          <w:rFonts w:ascii="Times New Roman" w:hAnsi="Times New Roman" w:cs="Times New Roman"/>
+          <w:sz w:val="28"/>
+          <w:szCs w:val="28"/>
+        </w:rPr>
+        <w:t>User &amp; operator management</w:t>
+      </w:r>
+    </w:p>
+    <w:p>
+      <w:pPr>
+        <w:numPr>
+          <w:ilvl w:val="0"/>
+          <w:numId w:val="6"/>
+        </w:numPr>
+        <w:spacing w:line="480" w:lineRule="auto"/>
+        <w:rPr>
+          <w:rFonts w:ascii="Times New Roman" w:hAnsi="Times New Roman" w:cs="Times New Roman"/>
+          <w:sz w:val="28"/>
+          <w:szCs w:val="28"/>
+        </w:rPr>
+      </w:pPr>
+      <w:r>
+        <w:rPr>
+          <w:rFonts w:ascii="Times New Roman" w:hAnsi="Times New Roman" w:cs="Times New Roman"/>
+          <w:sz w:val="28"/>
+          <w:szCs w:val="28"/>
+        </w:rPr>
+        <w:t>Session handling</w:t>
+      </w:r>
+    </w:p>
+    <w:p>
+      <w:pPr>
+        <w:numPr>
+          <w:ilvl w:val="0"/>
+          <w:numId w:val="6"/>
+        </w:numPr>
+        <w:spacing w:line="480" w:lineRule="auto"/>
+        <w:rPr>
+          <w:rFonts w:ascii="Times New Roman" w:hAnsi="Times New Roman" w:cs="Times New Roman"/>
+          <w:sz w:val="28"/>
+          <w:szCs w:val="28"/>
+        </w:rPr>
+      </w:pPr>
+      <w:r>
+        <w:rPr>
+          <w:rFonts w:ascii="Times New Roman" w:hAnsi="Times New Roman" w:cs="Times New Roman"/>
+          <w:sz w:val="28"/>
+          <w:szCs w:val="28"/>
+        </w:rPr>
+        <w:t>Basic navigation</w:t>
+      </w:r>
+    </w:p>
+    <w:p>
+      <w:pPr>
+        <w:spacing w:line="480" w:lineRule="auto"/>
+        <w:rPr>
+          <w:rFonts w:ascii="Times New Roman" w:hAnsi="Times New Roman" w:cs="Times New Roman"/>
+          <w:b/>
+          <w:bCs/>
+          <w:sz w:val="28"/>
+          <w:szCs w:val="28"/>
+        </w:rPr>
+      </w:pPr>
+      <w:r>
+        <w:rPr>
+          <w:rFonts w:ascii="Times New Roman" w:hAnsi="Times New Roman" w:cs="Times New Roman"/>
+          <w:b/>
+          <w:bCs/>
+          <w:sz w:val="28"/>
+          <w:szCs w:val="28"/>
+        </w:rPr>
+        <w:lastRenderedPageBreak/>
+        <w:t>Week 4 — Core Development (Phase 2)</w:t>
+      </w:r>
+    </w:p>
+    <w:p>
+      <w:pPr>
+        <w:numPr>
+          <w:ilvl w:val="0"/>
+          <w:numId w:val="7"/>
+        </w:numPr>
+        <w:spacing w:line="480" w:lineRule="auto"/>
+        <w:rPr>
+          <w:rFonts w:ascii="Times New Roman" w:hAnsi="Times New Roman" w:cs="Times New Roman"/>
+          <w:sz w:val="28"/>
+          <w:szCs w:val="28"/>
+        </w:rPr>
+      </w:pPr>
+      <w:r>
+        <w:rPr>
+          <w:rFonts w:ascii="Times New Roman" w:hAnsi="Times New Roman" w:cs="Times New Roman"/>
+          <w:sz w:val="28"/>
+          <w:szCs w:val="28"/>
+        </w:rPr>
+        <w:t>Garage management dashboard</w:t>
+      </w:r>
+    </w:p>
+    <w:p>
+      <w:pPr>
+        <w:numPr>
+          <w:ilvl w:val="0"/>
+          <w:numId w:val="7"/>
+        </w:numPr>
+        <w:spacing w:line="480" w:lineRule="auto"/>
+        <w:rPr>
+          <w:rFonts w:ascii="Times New Roman" w:hAnsi="Times New Roman" w:cs="Times New Roman"/>
+          <w:sz w:val="28"/>
+          <w:szCs w:val="28"/>
+        </w:rPr>
+      </w:pPr>
+      <w:r>
+        <w:rPr>
+          <w:rFonts w:ascii="Times New Roman" w:hAnsi="Times New Roman" w:cs="Times New Roman"/>
+          <w:sz w:val="28"/>
+          <w:szCs w:val="28"/>
+        </w:rPr>
+        <w:t>Parking finder</w:t>
+      </w:r>
+    </w:p>
+    <w:p>
+      <w:pPr>
+        <w:numPr>
+          <w:ilvl w:val="0"/>
+          <w:numId w:val="7"/>
+        </w:numPr>
+        <w:spacing w:line="480" w:lineRule="auto"/>
+        <w:rPr>
+          <w:rFonts w:ascii="Times New Roman" w:hAnsi="Times New Roman" w:cs="Times New Roman"/>
+          <w:sz w:val="28"/>
+          <w:szCs w:val="28"/>
+        </w:rPr>
+      </w:pPr>
+      <w:r>
+        <w:rPr>
+          <w:rFonts w:ascii="Times New Roman" w:hAnsi="Times New Roman" w:cs="Times New Roman"/>
+          <w:sz w:val="28"/>
+          <w:szCs w:val="28"/>
+        </w:rPr>
+        <w:t>Payment integration</w:t>
+      </w:r>
+    </w:p>
+    <w:p>
+      <w:pPr>
+        <w:numPr>
+          <w:ilvl w:val="0"/>
+          <w:numId w:val="7"/>
+        </w:numPr>
+        <w:spacing w:line="480" w:lineRule="auto"/>
+        <w:rPr>
+          <w:rFonts w:ascii="Times New Roman" w:hAnsi="Times New Roman" w:cs="Times New Roman"/>
+          <w:sz w:val="28"/>
+          <w:szCs w:val="28"/>
+        </w:rPr>
+      </w:pPr>
+      <w:r>
+        <w:rPr>
+          <w:rFonts w:ascii="Times New Roman" w:hAnsi="Times New Roman" w:cs="Times New Roman"/>
+          <w:sz w:val="28"/>
+          <w:szCs w:val="28"/>
+        </w:rPr>
+        <w:t>File upload &amp; export features</w:t>
+      </w:r>
+    </w:p>
+    <w:p>
+      <w:pPr>
+        <w:spacing w:line="480" w:lineRule="auto"/>
+        <w:rPr>
+          <w:rFonts w:ascii="Times New Roman" w:hAnsi="Times New Roman" w:cs="Times New Roman"/>
+          <w:b/>
+          <w:bCs/>
+          <w:sz w:val="28"/>
+          <w:szCs w:val="28"/>
+        </w:rPr>
+      </w:pPr>
+      <w:r>
+        <w:rPr>
+          <w:rFonts w:ascii="Times New Roman" w:hAnsi="Times New Roman" w:cs="Times New Roman"/>
+          <w:b/>
+          <w:bCs/>
+          <w:sz w:val="28"/>
+          <w:szCs w:val="28"/>
+        </w:rPr>
+        <w:t>Week 5 — Reporting &amp; Infrastructure</w:t>
+      </w:r>
+    </w:p>
+    <w:p>
+      <w:pPr>
+        <w:numPr>
+          <w:ilvl w:val="0"/>
+          <w:numId w:val="8"/>
+        </w:numPr>
+        <w:spacing w:line="480" w:lineRule="auto"/>
+        <w:rPr>
+          <w:rFonts w:ascii="Times New Roman" w:hAnsi="Times New Roman" w:cs="Times New Roman"/>
+          <w:sz w:val="28"/>
+          <w:szCs w:val="28"/>
+        </w:rPr>
+      </w:pPr>
+      <w:r>
+        <w:rPr>
+          <w:rFonts w:ascii="Times New Roman" w:hAnsi="Times New Roman" w:cs="Times New Roman"/>
+          <w:sz w:val="28"/>
+          <w:szCs w:val="28"/>
+        </w:rPr>
+        <w:t>Occupancy graphs</w:t>
+      </w:r>
+    </w:p>
+    <w:p>
+      <w:pPr>
+        <w:numPr>
+          <w:ilvl w:val="0"/>
+          <w:numId w:val="8"/>
+        </w:numPr>
+        <w:spacing w:line="480" w:lineRule="auto"/>
+        <w:rPr>
+          <w:rFonts w:ascii="Times New Roman" w:hAnsi="Times New Roman" w:cs="Times New Roman"/>
+          <w:sz w:val="28"/>
+          <w:szCs w:val="28"/>
+        </w:rPr>
+      </w:pPr>
+      <w:r>
+        <w:rPr>
+          <w:rFonts w:ascii="Times New Roman" w:hAnsi="Times New Roman" w:cs="Times New Roman"/>
+          <w:sz w:val="28"/>
+          <w:szCs w:val="28"/>
+        </w:rPr>
+        <w:t>Financial reports</w:t>
+      </w:r>
+    </w:p>
+    <w:p>
+      <w:pPr>
+        <w:numPr>
+          <w:ilvl w:val="0"/>
+          <w:numId w:val="8"/>
+        </w:numPr>
+        <w:spacing w:line="480" w:lineRule="auto"/>
+        <w:rPr>
+          <w:rFonts w:ascii="Times New Roman" w:hAnsi="Times New Roman" w:cs="Times New Roman"/>
+          <w:sz w:val="28"/>
+          <w:szCs w:val="28"/>
+        </w:rPr>
+      </w:pPr>
+      <w:r>
+        <w:rPr>
+          <w:rFonts w:ascii="Times New Roman" w:hAnsi="Times New Roman" w:cs="Times New Roman"/>
+          <w:sz w:val="28"/>
+          <w:szCs w:val="28"/>
+        </w:rPr>
+        <w:t>Cloud deployment setup</w:t>
+      </w:r>
+    </w:p>
+    <w:p>
+      <w:pPr>
+        <w:numPr>
+          <w:ilvl w:val="0"/>
+          <w:numId w:val="8"/>
+        </w:numPr>
+        <w:spacing w:line="480" w:lineRule="auto"/>
+        <w:rPr>
+          <w:rFonts w:ascii="Times New Roman" w:hAnsi="Times New Roman" w:cs="Times New Roman"/>
+          <w:sz w:val="28"/>
+          <w:szCs w:val="28"/>
+        </w:rPr>
+      </w:pPr>
+      <w:r>
+        <w:rPr>
+          <w:rFonts w:ascii="Times New Roman" w:hAnsi="Times New Roman" w:cs="Times New Roman"/>
+          <w:sz w:val="28"/>
+          <w:szCs w:val="28"/>
+        </w:rPr>
+        <w:t>API integration testing</w:t>
+      </w:r>
+    </w:p>
+    <w:p>
+      <w:pPr>
+        <w:spacing w:line="480" w:lineRule="auto"/>
+        <w:rPr>
+          <w:rFonts w:ascii="Times New Roman" w:hAnsi="Times New Roman" w:cs="Times New Roman"/>
+          <w:b/>
+          <w:bCs/>
+          <w:sz w:val="28"/>
+          <w:szCs w:val="28"/>
+        </w:rPr>
+      </w:pPr>
+      <w:r>
+        <w:rPr>
+          <w:rFonts w:ascii="Times New Roman" w:hAnsi="Times New Roman" w:cs="Times New Roman"/>
+          <w:b/>
+          <w:bCs/>
+          <w:sz w:val="28"/>
+          <w:szCs w:val="28"/>
+        </w:rPr>
+        <w:t>Week 6 — QA, Finalization &amp; Delivery</w:t>
+      </w:r>
+    </w:p>
+    <w:p>
+      <w:pPr>
+        <w:numPr>
+          <w:ilvl w:val="0"/>
+          <w:numId w:val="9"/>
+        </w:numPr>
+        <w:spacing w:line="480" w:lineRule="auto"/>
+        <w:rPr>
+          <w:rFonts w:ascii="Times New Roman" w:hAnsi="Times New Roman" w:cs="Times New Roman"/>
+          <w:sz w:val="28"/>
+          <w:szCs w:val="28"/>
+        </w:rPr>
+      </w:pPr>
+      <w:r>
+        <w:rPr>
+          <w:rFonts w:ascii="Times New Roman" w:hAnsi="Times New Roman" w:cs="Times New Roman"/>
+          <w:sz w:val="28"/>
+          <w:szCs w:val="28"/>
+        </w:rPr>
+        <w:t>Functional testing</w:t>
+      </w:r>
+    </w:p>
+    <w:p>
+      <w:pPr>
+        <w:numPr>
+          <w:ilvl w:val="0"/>
+          <w:numId w:val="9"/>
+        </w:numPr>
+        <w:spacing w:line="480" w:lineRule="auto"/>
+        <w:rPr>
+          <w:rFonts w:ascii="Times New Roman" w:hAnsi="Times New Roman" w:cs="Times New Roman"/>
+          <w:sz w:val="28"/>
+          <w:szCs w:val="28"/>
+        </w:rPr>
+      </w:pPr>
+      <w:r>
+        <w:rPr>
+          <w:rFonts w:ascii="Times New Roman" w:hAnsi="Times New Roman" w:cs="Times New Roman"/>
+          <w:sz w:val="28"/>
+          <w:szCs w:val="28"/>
+        </w:rPr>
+        <w:t>Performance testing</w:t>
+      </w:r>
+    </w:p>
+    <w:p>
+      <w:pPr>
+        <w:numPr>
+          <w:ilvl w:val="0"/>
+          <w:numId w:val="9"/>
+        </w:numPr>
+        <w:spacing w:line="480" w:lineRule="auto"/>
+        <w:rPr>
+          <w:rFonts w:ascii="Times New Roman" w:hAnsi="Times New Roman" w:cs="Times New Roman"/>
+          <w:sz w:val="28"/>
+          <w:szCs w:val="28"/>
+        </w:rPr>
+      </w:pPr>
+      <w:r>
+        <w:rPr>
+          <w:rFonts w:ascii="Times New Roman" w:hAnsi="Times New Roman" w:cs="Times New Roman"/>
+          <w:sz w:val="28"/>
+          <w:szCs w:val="28"/>
+        </w:rPr>
+        <w:t>Security testing</w:t>
+      </w:r>
+    </w:p>
+    <w:p>
+      <w:pPr>
+        <w:numPr>
+          <w:ilvl w:val="0"/>
+          <w:numId w:val="9"/>
+        </w:numPr>
+        <w:spacing w:line="480" w:lineRule="auto"/>
+        <w:rPr>
+          <w:rFonts w:ascii="Times New Roman" w:hAnsi="Times New Roman" w:cs="Times New Roman"/>
+          <w:sz w:val="28"/>
+          <w:szCs w:val="28"/>
+        </w:rPr>
+      </w:pPr>
+      <w:r>
+        <w:rPr>
+          <w:rFonts w:ascii="Times New Roman" w:hAnsi="Times New Roman" w:cs="Times New Roman"/>
+          <w:sz w:val="28"/>
+          <w:szCs w:val="28"/>
+        </w:rPr>
+        <w:t>Final documentation</w:t>
+      </w:r>
+    </w:p>
+    <w:p>
+      <w:pPr>
+        <w:numPr>
+          <w:ilvl w:val="0"/>
+          <w:numId w:val="9"/>
+        </w:numPr>
+        <w:spacing w:line="480" w:lineRule="auto"/>
+        <w:rPr>
+          <w:rFonts w:ascii="Times New Roman" w:hAnsi="Times New Roman" w:cs="Times New Roman"/>
+          <w:sz w:val="28"/>
+          <w:szCs w:val="28"/>
+        </w:rPr>
+      </w:pPr>
+      <w:r>
+        <w:rPr>
+          <w:rFonts w:ascii="Times New Roman" w:hAnsi="Times New Roman" w:cs="Times New Roman"/>
+          <w:sz w:val="28"/>
+          <w:szCs w:val="28"/>
+        </w:rPr>
+        <w:t>Deployment &amp; handoff</w:t>
+      </w:r>
+    </w:p>
+    <w:p>
+      <w:pPr>
+        <w:spacing w:line="480" w:lineRule="auto"/>
+        <w:rPr>
+          <w:rFonts w:ascii="Times New Roman" w:hAnsi="Times New Roman" w:cs="Times New Roman"/>
+          <w:sz w:val="28"/>
+          <w:szCs w:val="28"/>
+        </w:rPr>
+      </w:pPr>
+      <w:r>
+        <w:rPr>
+          <w:rFonts w:ascii="Times New Roman" w:hAnsi="Times New Roman" w:cs="Times New Roman"/>
+          <w:noProof/>
+          <w:sz w:val="28"/>
+          <w:szCs w:val="28"/>
+        </w:rPr>
+        <w:lastRenderedPageBreak/>
+        <w:drawing>
+          <wp:inline distT="0" distB="0" distL="0" distR="0" wp14:anchorId="460CEBAE" wp14:editId="47F7B1D5">
+            <wp:extent cx="5486400" cy="3200400"/>
+            <wp:effectExtent l="0" t="0" r="0" b="0"/>
+            <wp:docPr id="1398014714" name="Chart 1"/>
+            <wp:cNvGraphicFramePr/>
+            <a:graphic xmlns:a="http://schemas.openxmlformats.org/drawingml/2006/main">
+              <a:graphicData uri="http://schemas.openxmlformats.org/drawingml/2006/chart">
+                <c:chart xmlns:c="http://schemas.openxmlformats.org/drawingml/2006/chart" xmlns:r="http://schemas.openxmlformats.org/officeDocument/2006/relationships" r:id="rId7"/>
+              </a:graphicData>
+            </a:graphic>
+          </wp:inline>
+        </w:drawing>
+      </w:r>
+    </w:p>
     <w:sectPr>
-      <w:headerReference w:type="default" r:id="rId7"/>
+      <w:headerReference w:type="default" r:id="rId8"/>
       <w:pgSz w:w="12240" w:h="15840"/>
       <w:pgMar w:top="1440" w:right="1440" w:bottom="1440" w:left="1440" w:header="720" w:footer="720" w:gutter="0"/>
       <w:cols w:space="720"/>
@@ -705,6 +1897,453 @@
 <file path=word/numbering.xml><?xml version="1.0" encoding="utf-8"?>
 <w:numbering xmlns:wpc="http://schemas.microsoft.com/office/word/2010/wordprocessingCanvas" xmlns:cx="http://schemas.microsoft.com/office/drawing/2014/chartex" xmlns:cx1="http://schemas.microsoft.com/office/drawing/2015/9/8/chartex" xmlns:cx2="http://schemas.microsoft.com/office/drawing/2015/10/21/chartex" xmlns:cx3="http://schemas.microsoft.com/office/drawing/2016/5/9/chartex" xmlns:cx4="http://schemas.microsoft.com/office/drawing/2016/5/10/chartex" xmlns:cx5="http://schemas.microsoft.com/office/drawing/2016/5/11/chartex" xmlns:cx6="http://schemas.microsoft.com/office/drawing/2016/5/12/chartex" xmlns:cx7="http://schemas.microsoft.com/office/drawing/2016/5/13/chartex" xmlns:cx8="http://schemas.microsoft.com/office/drawing/2016/5/14/chartex" xmlns:mc="http://schemas.openxmlformats.org/markup-compatibility/2006" xmlns:aink="http://schemas.microsoft.com/office/drawing/2016/ink" xmlns:am3d="http://schemas.microsoft.com/office/drawing/2017/model3d" xmlns:o="urn:schemas-microsoft-com:office:office" xmlns:oel="http://schemas.microsoft.com/office/2019/extlst" xmlns:r="http://schemas.openxmlformats.org/officeDocument/2006/relationships" xmlns:m="http://schemas.openxmlformats.org/officeDocument/2006/math" xmlns:v="urn:schemas-microsoft-com:vml" xmlns:wp14="http://schemas.microsoft.com/office/word/2010/wordprocessingDrawing" xmlns:wp="http://schemas.openxmlformats.org/drawingml/2006/wordprocessingDrawing" xmlns:w10="urn:schemas-microsoft-com:office:word" xmlns:w="http://schemas.openxmlformats.org/wordprocessingml/2006/main" xmlns:w14="http://schemas.microsoft.com/office/word/2010/wordml" xmlns:w15="http://schemas.microsoft.com/office/word/2012/wordml" xmlns:w16cex="http://schemas.microsoft.com/office/word/2018/wordml/cex" xmlns:w16cid="http://schemas.microsoft.com/office/word/2016/wordml/cid" xmlns:w16="http://schemas.microsoft.com/office/word/2018/wordml" xmlns:w16du="http://schemas.microsoft.com/office/word/2023/wordml/word16du" xmlns:w16sdtdh="http://schemas.microsoft.com/office/word/2020/wordml/sdtdatahash" xmlns:w16sdtfl="http://schemas.microsoft.com/office/word/2024/wordml/sdtformatlock" xmlns:w16se="http://schemas.microsoft.com/office/word/2015/wordml/symex" xmlns:wpg="http://schemas.microsoft.com/office/word/2010/wordprocessingGroup" xmlns:wpi="http://schemas.microsoft.com/office/word/2010/wordprocessingInk" xmlns:wne="http://schemas.microsoft.com/office/word/2006/wordml" xmlns:wps="http://schemas.microsoft.com/office/word/2010/wordprocessingShape" mc:Ignorable="w14 w15 w16se w16cid w16 w16cex w16sdtdh w16sdtfl w16du wp14">
   <w:abstractNum w:abstractNumId="0" w15:restartNumberingAfterBreak="0">
+    <w:nsid w:val="06DD08A0"/>
+    <w:multiLevelType w:val="multilevel"/>
+    <w:tmpl w:val="19EE4000"/>
+    <w:lvl w:ilvl="0">
+      <w:start w:val="1"/>
+      <w:numFmt w:val="bullet"/>
+      <w:lvlText w:val=""/>
+      <w:lvlJc w:val="left"/>
+      <w:pPr>
+        <w:tabs>
+          <w:tab w:val="num" w:pos="720"/>
+        </w:tabs>
+        <w:ind w:left="720" w:hanging="360"/>
+      </w:pPr>
+      <w:rPr>
+        <w:rFonts w:ascii="Symbol" w:hAnsi="Symbol" w:hint="default"/>
+        <w:sz w:val="20"/>
+      </w:rPr>
+    </w:lvl>
+    <w:lvl w:ilvl="1" w:tentative="1">
+      <w:start w:val="1"/>
+      <w:numFmt w:val="bullet"/>
+      <w:lvlText w:val="o"/>
+      <w:lvlJc w:val="left"/>
+      <w:pPr>
+        <w:tabs>
+          <w:tab w:val="num" w:pos="1440"/>
+        </w:tabs>
+        <w:ind w:left="1440" w:hanging="360"/>
+      </w:pPr>
+      <w:rPr>
+        <w:rFonts w:ascii="Courier New" w:hAnsi="Courier New" w:hint="default"/>
+        <w:sz w:val="20"/>
+      </w:rPr>
+    </w:lvl>
+    <w:lvl w:ilvl="2" w:tentative="1">
+      <w:start w:val="1"/>
+      <w:numFmt w:val="bullet"/>
+      <w:lvlText w:val=""/>
+      <w:lvlJc w:val="left"/>
+      <w:pPr>
+        <w:tabs>
+          <w:tab w:val="num" w:pos="2160"/>
+        </w:tabs>
+        <w:ind w:left="2160" w:hanging="360"/>
+      </w:pPr>
+      <w:rPr>
+        <w:rFonts w:ascii="Wingdings" w:hAnsi="Wingdings" w:hint="default"/>
+        <w:sz w:val="20"/>
+      </w:rPr>
+    </w:lvl>
+    <w:lvl w:ilvl="3" w:tentative="1">
+      <w:start w:val="1"/>
+      <w:numFmt w:val="bullet"/>
+      <w:lvlText w:val=""/>
+      <w:lvlJc w:val="left"/>
+      <w:pPr>
+        <w:tabs>
+          <w:tab w:val="num" w:pos="2880"/>
+        </w:tabs>
+        <w:ind w:left="2880" w:hanging="360"/>
+      </w:pPr>
+      <w:rPr>
+        <w:rFonts w:ascii="Wingdings" w:hAnsi="Wingdings" w:hint="default"/>
+        <w:sz w:val="20"/>
+      </w:rPr>
+    </w:lvl>
+    <w:lvl w:ilvl="4" w:tentative="1">
+      <w:start w:val="1"/>
+      <w:numFmt w:val="bullet"/>
+      <w:lvlText w:val=""/>
+      <w:lvlJc w:val="left"/>
+      <w:pPr>
+        <w:tabs>
+          <w:tab w:val="num" w:pos="3600"/>
+        </w:tabs>
+        <w:ind w:left="3600" w:hanging="360"/>
+      </w:pPr>
+      <w:rPr>
+        <w:rFonts w:ascii="Wingdings" w:hAnsi="Wingdings" w:hint="default"/>
+        <w:sz w:val="20"/>
+      </w:rPr>
+    </w:lvl>
+    <w:lvl w:ilvl="5" w:tentative="1">
+      <w:start w:val="1"/>
+      <w:numFmt w:val="bullet"/>
+      <w:lvlText w:val=""/>
+      <w:lvlJc w:val="left"/>
+      <w:pPr>
+        <w:tabs>
+          <w:tab w:val="num" w:pos="4320"/>
+        </w:tabs>
+        <w:ind w:left="4320" w:hanging="360"/>
+      </w:pPr>
+      <w:rPr>
+        <w:rFonts w:ascii="Wingdings" w:hAnsi="Wingdings" w:hint="default"/>
+        <w:sz w:val="20"/>
+      </w:rPr>
+    </w:lvl>
+    <w:lvl w:ilvl="6" w:tentative="1">
+      <w:start w:val="1"/>
+      <w:numFmt w:val="bullet"/>
+      <w:lvlText w:val=""/>
+      <w:lvlJc w:val="left"/>
+      <w:pPr>
+        <w:tabs>
+          <w:tab w:val="num" w:pos="5040"/>
+        </w:tabs>
+        <w:ind w:left="5040" w:hanging="360"/>
+      </w:pPr>
+      <w:rPr>
+        <w:rFonts w:ascii="Wingdings" w:hAnsi="Wingdings" w:hint="default"/>
+        <w:sz w:val="20"/>
+      </w:rPr>
+    </w:lvl>
+    <w:lvl w:ilvl="7" w:tentative="1">
+      <w:start w:val="1"/>
+      <w:numFmt w:val="bullet"/>
+      <w:lvlText w:val=""/>
+      <w:lvlJc w:val="left"/>
+      <w:pPr>
+        <w:tabs>
+          <w:tab w:val="num" w:pos="5760"/>
+        </w:tabs>
+        <w:ind w:left="5760" w:hanging="360"/>
+      </w:pPr>
+      <w:rPr>
+        <w:rFonts w:ascii="Wingdings" w:hAnsi="Wingdings" w:hint="default"/>
+        <w:sz w:val="20"/>
+      </w:rPr>
+    </w:lvl>
+    <w:lvl w:ilvl="8" w:tentative="1">
+      <w:start w:val="1"/>
+      <w:numFmt w:val="bullet"/>
+      <w:lvlText w:val=""/>
+      <w:lvlJc w:val="left"/>
+      <w:pPr>
+        <w:tabs>
+          <w:tab w:val="num" w:pos="6480"/>
+        </w:tabs>
+        <w:ind w:left="6480" w:hanging="360"/>
+      </w:pPr>
+      <w:rPr>
+        <w:rFonts w:ascii="Wingdings" w:hAnsi="Wingdings" w:hint="default"/>
+        <w:sz w:val="20"/>
+      </w:rPr>
+    </w:lvl>
+  </w:abstractNum>
+  <w:abstractNum w:abstractNumId="1" w15:restartNumberingAfterBreak="0">
+    <w:nsid w:val="0A7726D5"/>
+    <w:multiLevelType w:val="multilevel"/>
+    <w:tmpl w:val="C6E6200A"/>
+    <w:lvl w:ilvl="0">
+      <w:start w:val="1"/>
+      <w:numFmt w:val="bullet"/>
+      <w:lvlText w:val=""/>
+      <w:lvlJc w:val="left"/>
+      <w:pPr>
+        <w:tabs>
+          <w:tab w:val="num" w:pos="720"/>
+        </w:tabs>
+        <w:ind w:left="720" w:hanging="360"/>
+      </w:pPr>
+      <w:rPr>
+        <w:rFonts w:ascii="Symbol" w:hAnsi="Symbol" w:hint="default"/>
+        <w:sz w:val="20"/>
+      </w:rPr>
+    </w:lvl>
+    <w:lvl w:ilvl="1" w:tentative="1">
+      <w:start w:val="1"/>
+      <w:numFmt w:val="bullet"/>
+      <w:lvlText w:val="o"/>
+      <w:lvlJc w:val="left"/>
+      <w:pPr>
+        <w:tabs>
+          <w:tab w:val="num" w:pos="1440"/>
+        </w:tabs>
+        <w:ind w:left="1440" w:hanging="360"/>
+      </w:pPr>
+      <w:rPr>
+        <w:rFonts w:ascii="Courier New" w:hAnsi="Courier New" w:hint="default"/>
+        <w:sz w:val="20"/>
+      </w:rPr>
+    </w:lvl>
+    <w:lvl w:ilvl="2" w:tentative="1">
+      <w:start w:val="1"/>
+      <w:numFmt w:val="bullet"/>
+      <w:lvlText w:val=""/>
+      <w:lvlJc w:val="left"/>
+      <w:pPr>
+        <w:tabs>
+          <w:tab w:val="num" w:pos="2160"/>
+        </w:tabs>
+        <w:ind w:left="2160" w:hanging="360"/>
+      </w:pPr>
+      <w:rPr>
+        <w:rFonts w:ascii="Wingdings" w:hAnsi="Wingdings" w:hint="default"/>
+        <w:sz w:val="20"/>
+      </w:rPr>
+    </w:lvl>
+    <w:lvl w:ilvl="3" w:tentative="1">
+      <w:start w:val="1"/>
+      <w:numFmt w:val="bullet"/>
+      <w:lvlText w:val=""/>
+      <w:lvlJc w:val="left"/>
+      <w:pPr>
+        <w:tabs>
+          <w:tab w:val="num" w:pos="2880"/>
+        </w:tabs>
+        <w:ind w:left="2880" w:hanging="360"/>
+      </w:pPr>
+      <w:rPr>
+        <w:rFonts w:ascii="Wingdings" w:hAnsi="Wingdings" w:hint="default"/>
+        <w:sz w:val="20"/>
+      </w:rPr>
+    </w:lvl>
+    <w:lvl w:ilvl="4" w:tentative="1">
+      <w:start w:val="1"/>
+      <w:numFmt w:val="bullet"/>
+      <w:lvlText w:val=""/>
+      <w:lvlJc w:val="left"/>
+      <w:pPr>
+        <w:tabs>
+          <w:tab w:val="num" w:pos="3600"/>
+        </w:tabs>
+        <w:ind w:left="3600" w:hanging="360"/>
+      </w:pPr>
+      <w:rPr>
+        <w:rFonts w:ascii="Wingdings" w:hAnsi="Wingdings" w:hint="default"/>
+        <w:sz w:val="20"/>
+      </w:rPr>
+    </w:lvl>
+    <w:lvl w:ilvl="5" w:tentative="1">
+      <w:start w:val="1"/>
+      <w:numFmt w:val="bullet"/>
+      <w:lvlText w:val=""/>
+      <w:lvlJc w:val="left"/>
+      <w:pPr>
+        <w:tabs>
+          <w:tab w:val="num" w:pos="4320"/>
+        </w:tabs>
+        <w:ind w:left="4320" w:hanging="360"/>
+      </w:pPr>
+      <w:rPr>
+        <w:rFonts w:ascii="Wingdings" w:hAnsi="Wingdings" w:hint="default"/>
+        <w:sz w:val="20"/>
+      </w:rPr>
+    </w:lvl>
+    <w:lvl w:ilvl="6" w:tentative="1">
+      <w:start w:val="1"/>
+      <w:numFmt w:val="bullet"/>
+      <w:lvlText w:val=""/>
+      <w:lvlJc w:val="left"/>
+      <w:pPr>
+        <w:tabs>
+          <w:tab w:val="num" w:pos="5040"/>
+        </w:tabs>
+        <w:ind w:left="5040" w:hanging="360"/>
+      </w:pPr>
+      <w:rPr>
+        <w:rFonts w:ascii="Wingdings" w:hAnsi="Wingdings" w:hint="default"/>
+        <w:sz w:val="20"/>
+      </w:rPr>
+    </w:lvl>
+    <w:lvl w:ilvl="7" w:tentative="1">
+      <w:start w:val="1"/>
+      <w:numFmt w:val="bullet"/>
+      <w:lvlText w:val=""/>
+      <w:lvlJc w:val="left"/>
+      <w:pPr>
+        <w:tabs>
+          <w:tab w:val="num" w:pos="5760"/>
+        </w:tabs>
+        <w:ind w:left="5760" w:hanging="360"/>
+      </w:pPr>
+      <w:rPr>
+        <w:rFonts w:ascii="Wingdings" w:hAnsi="Wingdings" w:hint="default"/>
+        <w:sz w:val="20"/>
+      </w:rPr>
+    </w:lvl>
+    <w:lvl w:ilvl="8" w:tentative="1">
+      <w:start w:val="1"/>
+      <w:numFmt w:val="bullet"/>
+      <w:lvlText w:val=""/>
+      <w:lvlJc w:val="left"/>
+      <w:pPr>
+        <w:tabs>
+          <w:tab w:val="num" w:pos="6480"/>
+        </w:tabs>
+        <w:ind w:left="6480" w:hanging="360"/>
+      </w:pPr>
+      <w:rPr>
+        <w:rFonts w:ascii="Wingdings" w:hAnsi="Wingdings" w:hint="default"/>
+        <w:sz w:val="20"/>
+      </w:rPr>
+    </w:lvl>
+  </w:abstractNum>
+  <w:abstractNum w:abstractNumId="2" w15:restartNumberingAfterBreak="0">
+    <w:nsid w:val="12A32CAF"/>
+    <w:multiLevelType w:val="multilevel"/>
+    <w:tmpl w:val="C82CBF6A"/>
+    <w:lvl w:ilvl="0">
+      <w:start w:val="1"/>
+      <w:numFmt w:val="bullet"/>
+      <w:lvlText w:val=""/>
+      <w:lvlJc w:val="left"/>
+      <w:pPr>
+        <w:tabs>
+          <w:tab w:val="num" w:pos="720"/>
+        </w:tabs>
+        <w:ind w:left="720" w:hanging="360"/>
+      </w:pPr>
+      <w:rPr>
+        <w:rFonts w:ascii="Symbol" w:hAnsi="Symbol" w:hint="default"/>
+        <w:sz w:val="20"/>
+      </w:rPr>
+    </w:lvl>
+    <w:lvl w:ilvl="1" w:tentative="1">
+      <w:start w:val="1"/>
+      <w:numFmt w:val="bullet"/>
+      <w:lvlText w:val="o"/>
+      <w:lvlJc w:val="left"/>
+      <w:pPr>
+        <w:tabs>
+          <w:tab w:val="num" w:pos="1440"/>
+        </w:tabs>
+        <w:ind w:left="1440" w:hanging="360"/>
+      </w:pPr>
+      <w:rPr>
+        <w:rFonts w:ascii="Courier New" w:hAnsi="Courier New" w:hint="default"/>
+        <w:sz w:val="20"/>
+      </w:rPr>
+    </w:lvl>
+    <w:lvl w:ilvl="2" w:tentative="1">
+      <w:start w:val="1"/>
+      <w:numFmt w:val="bullet"/>
+      <w:lvlText w:val=""/>
+      <w:lvlJc w:val="left"/>
+      <w:pPr>
+        <w:tabs>
+          <w:tab w:val="num" w:pos="2160"/>
+        </w:tabs>
+        <w:ind w:left="2160" w:hanging="360"/>
+      </w:pPr>
+      <w:rPr>
+        <w:rFonts w:ascii="Wingdings" w:hAnsi="Wingdings" w:hint="default"/>
+        <w:sz w:val="20"/>
+      </w:rPr>
+    </w:lvl>
+    <w:lvl w:ilvl="3" w:tentative="1">
+      <w:start w:val="1"/>
+      <w:numFmt w:val="bullet"/>
+      <w:lvlText w:val=""/>
+      <w:lvlJc w:val="left"/>
+      <w:pPr>
+        <w:tabs>
+          <w:tab w:val="num" w:pos="2880"/>
+        </w:tabs>
+        <w:ind w:left="2880" w:hanging="360"/>
+      </w:pPr>
+      <w:rPr>
+        <w:rFonts w:ascii="Wingdings" w:hAnsi="Wingdings" w:hint="default"/>
+        <w:sz w:val="20"/>
+      </w:rPr>
+    </w:lvl>
+    <w:lvl w:ilvl="4" w:tentative="1">
+      <w:start w:val="1"/>
+      <w:numFmt w:val="bullet"/>
+      <w:lvlText w:val=""/>
+      <w:lvlJc w:val="left"/>
+      <w:pPr>
+        <w:tabs>
+          <w:tab w:val="num" w:pos="3600"/>
+        </w:tabs>
+        <w:ind w:left="3600" w:hanging="360"/>
+      </w:pPr>
+      <w:rPr>
+        <w:rFonts w:ascii="Wingdings" w:hAnsi="Wingdings" w:hint="default"/>
+        <w:sz w:val="20"/>
+      </w:rPr>
+    </w:lvl>
+    <w:lvl w:ilvl="5" w:tentative="1">
+      <w:start w:val="1"/>
+      <w:numFmt w:val="bullet"/>
+      <w:lvlText w:val=""/>
+      <w:lvlJc w:val="left"/>
+      <w:pPr>
+        <w:tabs>
+          <w:tab w:val="num" w:pos="4320"/>
+        </w:tabs>
+        <w:ind w:left="4320" w:hanging="360"/>
+      </w:pPr>
+      <w:rPr>
+        <w:rFonts w:ascii="Wingdings" w:hAnsi="Wingdings" w:hint="default"/>
+        <w:sz w:val="20"/>
+      </w:rPr>
+    </w:lvl>
+    <w:lvl w:ilvl="6" w:tentative="1">
+      <w:start w:val="1"/>
+      <w:numFmt w:val="bullet"/>
+      <w:lvlText w:val=""/>
+      <w:lvlJc w:val="left"/>
+      <w:pPr>
+        <w:tabs>
+          <w:tab w:val="num" w:pos="5040"/>
+        </w:tabs>
+        <w:ind w:left="5040" w:hanging="360"/>
+      </w:pPr>
+      <w:rPr>
+        <w:rFonts w:ascii="Wingdings" w:hAnsi="Wingdings" w:hint="default"/>
+        <w:sz w:val="20"/>
+      </w:rPr>
+    </w:lvl>
+    <w:lvl w:ilvl="7" w:tentative="1">
+      <w:start w:val="1"/>
+      <w:numFmt w:val="bullet"/>
+      <w:lvlText w:val=""/>
+      <w:lvlJc w:val="left"/>
+      <w:pPr>
+        <w:tabs>
+          <w:tab w:val="num" w:pos="5760"/>
+        </w:tabs>
+        <w:ind w:left="5760" w:hanging="360"/>
+      </w:pPr>
+      <w:rPr>
+        <w:rFonts w:ascii="Wingdings" w:hAnsi="Wingdings" w:hint="default"/>
+        <w:sz w:val="20"/>
+      </w:rPr>
+    </w:lvl>
+    <w:lvl w:ilvl="8" w:tentative="1">
+      <w:start w:val="1"/>
+      <w:numFmt w:val="bullet"/>
+      <w:lvlText w:val=""/>
+      <w:lvlJc w:val="left"/>
+      <w:pPr>
+        <w:tabs>
+          <w:tab w:val="num" w:pos="6480"/>
+        </w:tabs>
+        <w:ind w:left="6480" w:hanging="360"/>
+      </w:pPr>
+      <w:rPr>
+        <w:rFonts w:ascii="Wingdings" w:hAnsi="Wingdings" w:hint="default"/>
+        <w:sz w:val="20"/>
+      </w:rPr>
+    </w:lvl>
+  </w:abstractNum>
+  <w:abstractNum w:abstractNumId="3" w15:restartNumberingAfterBreak="0">
     <w:nsid w:val="22013F64"/>
     <w:multiLevelType w:val="hybridMultilevel"/>
     <w:tmpl w:val="5314B85C"/>
@@ -817,7 +2456,391 @@
       </w:rPr>
     </w:lvl>
   </w:abstractNum>
-  <w:abstractNum w:abstractNumId="1" w15:restartNumberingAfterBreak="0">
+  <w:abstractNum w:abstractNumId="4" w15:restartNumberingAfterBreak="0">
+    <w:nsid w:val="324376F9"/>
+    <w:multiLevelType w:val="multilevel"/>
+    <w:tmpl w:val="0CCE8CC0"/>
+    <w:lvl w:ilvl="0">
+      <w:start w:val="1"/>
+      <w:numFmt w:val="bullet"/>
+      <w:lvlText w:val=""/>
+      <w:lvlJc w:val="left"/>
+      <w:pPr>
+        <w:tabs>
+          <w:tab w:val="num" w:pos="720"/>
+        </w:tabs>
+        <w:ind w:left="720" w:hanging="360"/>
+      </w:pPr>
+      <w:rPr>
+        <w:rFonts w:ascii="Symbol" w:hAnsi="Symbol" w:hint="default"/>
+        <w:sz w:val="20"/>
+      </w:rPr>
+    </w:lvl>
+    <w:lvl w:ilvl="1" w:tentative="1">
+      <w:start w:val="1"/>
+      <w:numFmt w:val="bullet"/>
+      <w:lvlText w:val="o"/>
+      <w:lvlJc w:val="left"/>
+      <w:pPr>
+        <w:tabs>
+          <w:tab w:val="num" w:pos="1440"/>
+        </w:tabs>
+        <w:ind w:left="1440" w:hanging="360"/>
+      </w:pPr>
+      <w:rPr>
+        <w:rFonts w:ascii="Courier New" w:hAnsi="Courier New" w:hint="default"/>
+        <w:sz w:val="20"/>
+      </w:rPr>
+    </w:lvl>
+    <w:lvl w:ilvl="2" w:tentative="1">
+      <w:start w:val="1"/>
+      <w:numFmt w:val="bullet"/>
+      <w:lvlText w:val=""/>
+      <w:lvlJc w:val="left"/>
+      <w:pPr>
+        <w:tabs>
+          <w:tab w:val="num" w:pos="2160"/>
+        </w:tabs>
+        <w:ind w:left="2160" w:hanging="360"/>
+      </w:pPr>
+      <w:rPr>
+        <w:rFonts w:ascii="Wingdings" w:hAnsi="Wingdings" w:hint="default"/>
+        <w:sz w:val="20"/>
+      </w:rPr>
+    </w:lvl>
+    <w:lvl w:ilvl="3" w:tentative="1">
+      <w:start w:val="1"/>
+      <w:numFmt w:val="bullet"/>
+      <w:lvlText w:val=""/>
+      <w:lvlJc w:val="left"/>
+      <w:pPr>
+        <w:tabs>
+          <w:tab w:val="num" w:pos="2880"/>
+        </w:tabs>
+        <w:ind w:left="2880" w:hanging="360"/>
+      </w:pPr>
+      <w:rPr>
+        <w:rFonts w:ascii="Wingdings" w:hAnsi="Wingdings" w:hint="default"/>
+        <w:sz w:val="20"/>
+      </w:rPr>
+    </w:lvl>
+    <w:lvl w:ilvl="4" w:tentative="1">
+      <w:start w:val="1"/>
+      <w:numFmt w:val="bullet"/>
+      <w:lvlText w:val=""/>
+      <w:lvlJc w:val="left"/>
+      <w:pPr>
+        <w:tabs>
+          <w:tab w:val="num" w:pos="3600"/>
+        </w:tabs>
+        <w:ind w:left="3600" w:hanging="360"/>
+      </w:pPr>
+      <w:rPr>
+        <w:rFonts w:ascii="Wingdings" w:hAnsi="Wingdings" w:hint="default"/>
+        <w:sz w:val="20"/>
+      </w:rPr>
+    </w:lvl>
+    <w:lvl w:ilvl="5" w:tentative="1">
+      <w:start w:val="1"/>
+      <w:numFmt w:val="bullet"/>
+      <w:lvlText w:val=""/>
+      <w:lvlJc w:val="left"/>
+      <w:pPr>
+        <w:tabs>
+          <w:tab w:val="num" w:pos="4320"/>
+        </w:tabs>
+        <w:ind w:left="4320" w:hanging="360"/>
+      </w:pPr>
+      <w:rPr>
+        <w:rFonts w:ascii="Wingdings" w:hAnsi="Wingdings" w:hint="default"/>
+        <w:sz w:val="20"/>
+      </w:rPr>
+    </w:lvl>
+    <w:lvl w:ilvl="6" w:tentative="1">
+      <w:start w:val="1"/>
+      <w:numFmt w:val="bullet"/>
+      <w:lvlText w:val=""/>
+      <w:lvlJc w:val="left"/>
+      <w:pPr>
+        <w:tabs>
+          <w:tab w:val="num" w:pos="5040"/>
+        </w:tabs>
+        <w:ind w:left="5040" w:hanging="360"/>
+      </w:pPr>
+      <w:rPr>
+        <w:rFonts w:ascii="Wingdings" w:hAnsi="Wingdings" w:hint="default"/>
+        <w:sz w:val="20"/>
+      </w:rPr>
+    </w:lvl>
+    <w:lvl w:ilvl="7" w:tentative="1">
+      <w:start w:val="1"/>
+      <w:numFmt w:val="bullet"/>
+      <w:lvlText w:val=""/>
+      <w:lvlJc w:val="left"/>
+      <w:pPr>
+        <w:tabs>
+          <w:tab w:val="num" w:pos="5760"/>
+        </w:tabs>
+        <w:ind w:left="5760" w:hanging="360"/>
+      </w:pPr>
+      <w:rPr>
+        <w:rFonts w:ascii="Wingdings" w:hAnsi="Wingdings" w:hint="default"/>
+        <w:sz w:val="20"/>
+      </w:rPr>
+    </w:lvl>
+    <w:lvl w:ilvl="8" w:tentative="1">
+      <w:start w:val="1"/>
+      <w:numFmt w:val="bullet"/>
+      <w:lvlText w:val=""/>
+      <w:lvlJc w:val="left"/>
+      <w:pPr>
+        <w:tabs>
+          <w:tab w:val="num" w:pos="6480"/>
+        </w:tabs>
+        <w:ind w:left="6480" w:hanging="360"/>
+      </w:pPr>
+      <w:rPr>
+        <w:rFonts w:ascii="Wingdings" w:hAnsi="Wingdings" w:hint="default"/>
+        <w:sz w:val="20"/>
+      </w:rPr>
+    </w:lvl>
+  </w:abstractNum>
+  <w:abstractNum w:abstractNumId="5" w15:restartNumberingAfterBreak="0">
+    <w:nsid w:val="41CC7DBA"/>
+    <w:multiLevelType w:val="multilevel"/>
+    <w:tmpl w:val="29E00512"/>
+    <w:lvl w:ilvl="0">
+      <w:start w:val="1"/>
+      <w:numFmt w:val="bullet"/>
+      <w:lvlText w:val=""/>
+      <w:lvlJc w:val="left"/>
+      <w:pPr>
+        <w:tabs>
+          <w:tab w:val="num" w:pos="720"/>
+        </w:tabs>
+        <w:ind w:left="720" w:hanging="360"/>
+      </w:pPr>
+      <w:rPr>
+        <w:rFonts w:ascii="Symbol" w:hAnsi="Symbol" w:hint="default"/>
+        <w:sz w:val="20"/>
+      </w:rPr>
+    </w:lvl>
+    <w:lvl w:ilvl="1" w:tentative="1">
+      <w:start w:val="1"/>
+      <w:numFmt w:val="bullet"/>
+      <w:lvlText w:val="o"/>
+      <w:lvlJc w:val="left"/>
+      <w:pPr>
+        <w:tabs>
+          <w:tab w:val="num" w:pos="1440"/>
+        </w:tabs>
+        <w:ind w:left="1440" w:hanging="360"/>
+      </w:pPr>
+      <w:rPr>
+        <w:rFonts w:ascii="Courier New" w:hAnsi="Courier New" w:hint="default"/>
+        <w:sz w:val="20"/>
+      </w:rPr>
+    </w:lvl>
+    <w:lvl w:ilvl="2" w:tentative="1">
+      <w:start w:val="1"/>
+      <w:numFmt w:val="bullet"/>
+      <w:lvlText w:val=""/>
+      <w:lvlJc w:val="left"/>
+      <w:pPr>
+        <w:tabs>
+          <w:tab w:val="num" w:pos="2160"/>
+        </w:tabs>
+        <w:ind w:left="2160" w:hanging="360"/>
+      </w:pPr>
+      <w:rPr>
+        <w:rFonts w:ascii="Wingdings" w:hAnsi="Wingdings" w:hint="default"/>
+        <w:sz w:val="20"/>
+      </w:rPr>
+    </w:lvl>
+    <w:lvl w:ilvl="3" w:tentative="1">
+      <w:start w:val="1"/>
+      <w:numFmt w:val="bullet"/>
+      <w:lvlText w:val=""/>
+      <w:lvlJc w:val="left"/>
+      <w:pPr>
+        <w:tabs>
+          <w:tab w:val="num" w:pos="2880"/>
+        </w:tabs>
+        <w:ind w:left="2880" w:hanging="360"/>
+      </w:pPr>
+      <w:rPr>
+        <w:rFonts w:ascii="Wingdings" w:hAnsi="Wingdings" w:hint="default"/>
+        <w:sz w:val="20"/>
+      </w:rPr>
+    </w:lvl>
+    <w:lvl w:ilvl="4" w:tentative="1">
+      <w:start w:val="1"/>
+      <w:numFmt w:val="bullet"/>
+      <w:lvlText w:val=""/>
+      <w:lvlJc w:val="left"/>
+      <w:pPr>
+        <w:tabs>
+          <w:tab w:val="num" w:pos="3600"/>
+        </w:tabs>
+        <w:ind w:left="3600" w:hanging="360"/>
+      </w:pPr>
+      <w:rPr>
+        <w:rFonts w:ascii="Wingdings" w:hAnsi="Wingdings" w:hint="default"/>
+        <w:sz w:val="20"/>
+      </w:rPr>
+    </w:lvl>
+    <w:lvl w:ilvl="5" w:tentative="1">
+      <w:start w:val="1"/>
+      <w:numFmt w:val="bullet"/>
+      <w:lvlText w:val=""/>
+      <w:lvlJc w:val="left"/>
+      <w:pPr>
+        <w:tabs>
+          <w:tab w:val="num" w:pos="4320"/>
+        </w:tabs>
+        <w:ind w:left="4320" w:hanging="360"/>
+      </w:pPr>
+      <w:rPr>
+        <w:rFonts w:ascii="Wingdings" w:hAnsi="Wingdings" w:hint="default"/>
+        <w:sz w:val="20"/>
+      </w:rPr>
+    </w:lvl>
+    <w:lvl w:ilvl="6" w:tentative="1">
+      <w:start w:val="1"/>
+      <w:numFmt w:val="bullet"/>
+      <w:lvlText w:val=""/>
+      <w:lvlJc w:val="left"/>
+      <w:pPr>
+        <w:tabs>
+          <w:tab w:val="num" w:pos="5040"/>
+        </w:tabs>
+        <w:ind w:left="5040" w:hanging="360"/>
+      </w:pPr>
+      <w:rPr>
+        <w:rFonts w:ascii="Wingdings" w:hAnsi="Wingdings" w:hint="default"/>
+        <w:sz w:val="20"/>
+      </w:rPr>
+    </w:lvl>
+    <w:lvl w:ilvl="7" w:tentative="1">
+      <w:start w:val="1"/>
+      <w:numFmt w:val="bullet"/>
+      <w:lvlText w:val=""/>
+      <w:lvlJc w:val="left"/>
+      <w:pPr>
+        <w:tabs>
+          <w:tab w:val="num" w:pos="5760"/>
+        </w:tabs>
+        <w:ind w:left="5760" w:hanging="360"/>
+      </w:pPr>
+      <w:rPr>
+        <w:rFonts w:ascii="Wingdings" w:hAnsi="Wingdings" w:hint="default"/>
+        <w:sz w:val="20"/>
+      </w:rPr>
+    </w:lvl>
+    <w:lvl w:ilvl="8" w:tentative="1">
+      <w:start w:val="1"/>
+      <w:numFmt w:val="bullet"/>
+      <w:lvlText w:val=""/>
+      <w:lvlJc w:val="left"/>
+      <w:pPr>
+        <w:tabs>
+          <w:tab w:val="num" w:pos="6480"/>
+        </w:tabs>
+        <w:ind w:left="6480" w:hanging="360"/>
+      </w:pPr>
+      <w:rPr>
+        <w:rFonts w:ascii="Wingdings" w:hAnsi="Wingdings" w:hint="default"/>
+        <w:sz w:val="20"/>
+      </w:rPr>
+    </w:lvl>
+  </w:abstractNum>
+  <w:abstractNum w:abstractNumId="6" w15:restartNumberingAfterBreak="0">
+    <w:nsid w:val="64991B5B"/>
+    <w:multiLevelType w:val="hybridMultilevel"/>
+    <w:tmpl w:val="63A422D4"/>
+    <w:lvl w:ilvl="0" w:tplc="0409000F">
+      <w:start w:val="1"/>
+      <w:numFmt w:val="decimal"/>
+      <w:lvlText w:val="%1."/>
+      <w:lvlJc w:val="left"/>
+      <w:pPr>
+        <w:ind w:left="1080" w:hanging="360"/>
+      </w:pPr>
+    </w:lvl>
+    <w:lvl w:ilvl="1" w:tplc="04090019" w:tentative="1">
+      <w:start w:val="1"/>
+      <w:numFmt w:val="lowerLetter"/>
+      <w:lvlText w:val="%2."/>
+      <w:lvlJc w:val="left"/>
+      <w:pPr>
+        <w:ind w:left="1800" w:hanging="360"/>
+      </w:pPr>
+    </w:lvl>
+    <w:lvl w:ilvl="2" w:tplc="0409001B" w:tentative="1">
+      <w:start w:val="1"/>
+      <w:numFmt w:val="lowerRoman"/>
+      <w:lvlText w:val="%3."/>
+      <w:lvlJc w:val="right"/>
+      <w:pPr>
+        <w:ind w:left="2520" w:hanging="180"/>
+      </w:pPr>
+    </w:lvl>
+    <w:lvl w:ilvl="3" w:tplc="0409000F" w:tentative="1">
+      <w:start w:val="1"/>
+      <w:numFmt w:val="decimal"/>
+      <w:lvlText w:val="%4."/>
+      <w:lvlJc w:val="left"/>
+      <w:pPr>
+        <w:ind w:left="3240" w:hanging="360"/>
+      </w:pPr>
+    </w:lvl>
+    <w:lvl w:ilvl="4" w:tplc="04090019" w:tentative="1">
+      <w:start w:val="1"/>
+      <w:numFmt w:val="lowerLetter"/>
+      <w:lvlText w:val="%5."/>
+      <w:lvlJc w:val="left"/>
+      <w:pPr>
+        <w:ind w:left="3960" w:hanging="360"/>
+      </w:pPr>
+    </w:lvl>
+    <w:lvl w:ilvl="5" w:tplc="0409001B" w:tentative="1">
+      <w:start w:val="1"/>
+      <w:numFmt w:val="lowerRoman"/>
+      <w:lvlText w:val="%6."/>
+      <w:lvlJc w:val="right"/>
+      <w:pPr>
+        <w:ind w:left="4680" w:hanging="180"/>
+      </w:pPr>
+    </w:lvl>
+    <w:lvl w:ilvl="6" w:tplc="0409000F" w:tentative="1">
+      <w:start w:val="1"/>
+      <w:numFmt w:val="decimal"/>
+      <w:lvlText w:val="%7."/>
+      <w:lvlJc w:val="left"/>
+      <w:pPr>
+        <w:ind w:left="5400" w:hanging="360"/>
+      </w:pPr>
+    </w:lvl>
+    <w:lvl w:ilvl="7" w:tplc="04090019" w:tentative="1">
+      <w:start w:val="1"/>
+      <w:numFmt w:val="lowerLetter"/>
+      <w:lvlText w:val="%8."/>
+      <w:lvlJc w:val="left"/>
+      <w:pPr>
+        <w:ind w:left="6120" w:hanging="360"/>
+      </w:pPr>
+    </w:lvl>
+    <w:lvl w:ilvl="8" w:tplc="0409001B" w:tentative="1">
+      <w:start w:val="1"/>
+      <w:numFmt w:val="lowerRoman"/>
+      <w:lvlText w:val="%9."/>
+      <w:lvlJc w:val="right"/>
+      <w:pPr>
+        <w:ind w:left="6840" w:hanging="180"/>
+      </w:pPr>
+    </w:lvl>
+  </w:abstractNum>
+  <w:abstractNum w:abstractNumId="7" w15:restartNumberingAfterBreak="0">
     <w:nsid w:val="6B586314"/>
     <w:multiLevelType w:val="hybridMultilevel"/>
     <w:tmpl w:val="600E71C2"/>
@@ -903,10 +2926,180 @@
       </w:pPr>
     </w:lvl>
   </w:abstractNum>
+  <w:abstractNum w:abstractNumId="8" w15:restartNumberingAfterBreak="0">
+    <w:nsid w:val="7B193A96"/>
+    <w:multiLevelType w:val="multilevel"/>
+    <w:tmpl w:val="9EEA2730"/>
+    <w:lvl w:ilvl="0">
+      <w:start w:val="1"/>
+      <w:numFmt w:val="bullet"/>
+      <w:lvlText w:val=""/>
+      <w:lvlJc w:val="left"/>
+      <w:pPr>
+        <w:tabs>
+          <w:tab w:val="num" w:pos="720"/>
+        </w:tabs>
+        <w:ind w:left="720" w:hanging="360"/>
+      </w:pPr>
+      <w:rPr>
+        <w:rFonts w:ascii="Symbol" w:hAnsi="Symbol" w:hint="default"/>
+        <w:sz w:val="20"/>
+      </w:rPr>
+    </w:lvl>
+    <w:lvl w:ilvl="1" w:tentative="1">
+      <w:start w:val="1"/>
+      <w:numFmt w:val="bullet"/>
+      <w:lvlText w:val="o"/>
+      <w:lvlJc w:val="left"/>
+      <w:pPr>
+        <w:tabs>
+          <w:tab w:val="num" w:pos="1440"/>
+        </w:tabs>
+        <w:ind w:left="1440" w:hanging="360"/>
+      </w:pPr>
+      <w:rPr>
+        <w:rFonts w:ascii="Courier New" w:hAnsi="Courier New" w:hint="default"/>
+        <w:sz w:val="20"/>
+      </w:rPr>
+    </w:lvl>
+    <w:lvl w:ilvl="2" w:tentative="1">
+      <w:start w:val="1"/>
+      <w:numFmt w:val="bullet"/>
+      <w:lvlText w:val=""/>
+      <w:lvlJc w:val="left"/>
+      <w:pPr>
+        <w:tabs>
+          <w:tab w:val="num" w:pos="2160"/>
+        </w:tabs>
+        <w:ind w:left="2160" w:hanging="360"/>
+      </w:pPr>
+      <w:rPr>
+        <w:rFonts w:ascii="Wingdings" w:hAnsi="Wingdings" w:hint="default"/>
+        <w:sz w:val="20"/>
+      </w:rPr>
+    </w:lvl>
+    <w:lvl w:ilvl="3" w:tentative="1">
+      <w:start w:val="1"/>
+      <w:numFmt w:val="bullet"/>
+      <w:lvlText w:val=""/>
+      <w:lvlJc w:val="left"/>
+      <w:pPr>
+        <w:tabs>
+          <w:tab w:val="num" w:pos="2880"/>
+        </w:tabs>
+        <w:ind w:left="2880" w:hanging="360"/>
+      </w:pPr>
+      <w:rPr>
+        <w:rFonts w:ascii="Wingdings" w:hAnsi="Wingdings" w:hint="default"/>
+        <w:sz w:val="20"/>
+      </w:rPr>
+    </w:lvl>
+    <w:lvl w:ilvl="4" w:tentative="1">
+      <w:start w:val="1"/>
+      <w:numFmt w:val="bullet"/>
+      <w:lvlText w:val=""/>
+      <w:lvlJc w:val="left"/>
+      <w:pPr>
+        <w:tabs>
+          <w:tab w:val="num" w:pos="3600"/>
+        </w:tabs>
+        <w:ind w:left="3600" w:hanging="360"/>
+      </w:pPr>
+      <w:rPr>
+        <w:rFonts w:ascii="Wingdings" w:hAnsi="Wingdings" w:hint="default"/>
+        <w:sz w:val="20"/>
+      </w:rPr>
+    </w:lvl>
+    <w:lvl w:ilvl="5" w:tentative="1">
+      <w:start w:val="1"/>
+      <w:numFmt w:val="bullet"/>
+      <w:lvlText w:val=""/>
+      <w:lvlJc w:val="left"/>
+      <w:pPr>
+        <w:tabs>
+          <w:tab w:val="num" w:pos="4320"/>
+        </w:tabs>
+        <w:ind w:left="4320" w:hanging="360"/>
+      </w:pPr>
+      <w:rPr>
+        <w:rFonts w:ascii="Wingdings" w:hAnsi="Wingdings" w:hint="default"/>
+        <w:sz w:val="20"/>
+      </w:rPr>
+    </w:lvl>
+    <w:lvl w:ilvl="6" w:tentative="1">
+      <w:start w:val="1"/>
+      <w:numFmt w:val="bullet"/>
+      <w:lvlText w:val=""/>
+      <w:lvlJc w:val="left"/>
+      <w:pPr>
+        <w:tabs>
+          <w:tab w:val="num" w:pos="5040"/>
+        </w:tabs>
+        <w:ind w:left="5040" w:hanging="360"/>
+      </w:pPr>
+      <w:rPr>
+        <w:rFonts w:ascii="Wingdings" w:hAnsi="Wingdings" w:hint="default"/>
+        <w:sz w:val="20"/>
+      </w:rPr>
+    </w:lvl>
+    <w:lvl w:ilvl="7" w:tentative="1">
+      <w:start w:val="1"/>
+      <w:numFmt w:val="bullet"/>
+      <w:lvlText w:val=""/>
+      <w:lvlJc w:val="left"/>
+      <w:pPr>
+        <w:tabs>
+          <w:tab w:val="num" w:pos="5760"/>
+        </w:tabs>
+        <w:ind w:left="5760" w:hanging="360"/>
+      </w:pPr>
+      <w:rPr>
+        <w:rFonts w:ascii="Wingdings" w:hAnsi="Wingdings" w:hint="default"/>
+        <w:sz w:val="20"/>
+      </w:rPr>
+    </w:lvl>
+    <w:lvl w:ilvl="8" w:tentative="1">
+      <w:start w:val="1"/>
+      <w:numFmt w:val="bullet"/>
+      <w:lvlText w:val=""/>
+      <w:lvlJc w:val="left"/>
+      <w:pPr>
+        <w:tabs>
+          <w:tab w:val="num" w:pos="6480"/>
+        </w:tabs>
+        <w:ind w:left="6480" w:hanging="360"/>
+      </w:pPr>
+      <w:rPr>
+        <w:rFonts w:ascii="Wingdings" w:hAnsi="Wingdings" w:hint="default"/>
+        <w:sz w:val="20"/>
+      </w:rPr>
+    </w:lvl>
+  </w:abstractNum>
   <w:num w:numId="1" w16cid:durableId="1885098366">
+    <w:abstractNumId w:val="3"/>
+  </w:num>
+  <w:num w:numId="2" w16cid:durableId="1742024535">
+    <w:abstractNumId w:val="7"/>
+  </w:num>
+  <w:num w:numId="3" w16cid:durableId="686296163">
+    <w:abstractNumId w:val="6"/>
+  </w:num>
+  <w:num w:numId="4" w16cid:durableId="1994337559">
+    <w:abstractNumId w:val="5"/>
+  </w:num>
+  <w:num w:numId="5" w16cid:durableId="1645239505">
+    <w:abstractNumId w:val="8"/>
+  </w:num>
+  <w:num w:numId="6" w16cid:durableId="1876456596">
+    <w:abstractNumId w:val="2"/>
+  </w:num>
+  <w:num w:numId="7" w16cid:durableId="352923887">
+    <w:abstractNumId w:val="4"/>
+  </w:num>
+  <w:num w:numId="8" w16cid:durableId="1692295591">
     <w:abstractNumId w:val="0"/>
   </w:num>
-  <w:num w:numId="2" w16cid:durableId="1742024535">
+  <w:num w:numId="9" w16cid:durableId="1399934889">
     <w:abstractNumId w:val="1"/>
   </w:num>
 </w:numbering>
@@ -1515,7 +3708,6 @@
   <w:style w:type="character" w:default="1" w:styleId="DefaultParagraphFont">
     <w:name w:val="Default Paragraph Font"/>
     <w:uiPriority w:val="1"/>
-    <w:semiHidden/>
     <w:unhideWhenUsed/>
   </w:style>
   <w:style w:type="table" w:default="1" w:styleId="TableNormal">
@@ -1876,6 +4068,1333 @@
 </w:styles>
 </file>
 
+<file path=word/charts/chart1.xml><?xml version="1.0" encoding="utf-8"?>
+<c:chartSpace xmlns:c="http://schemas.openxmlformats.org/drawingml/2006/chart" xmlns:a="http://schemas.openxmlformats.org/drawingml/2006/main" xmlns:r="http://schemas.openxmlformats.org/officeDocument/2006/relationships" xmlns:c16r2="http://schemas.microsoft.com/office/drawing/2015/06/chart">
+  <c:date1904 val="0"/>
+  <c:lang val="en-US"/>
+  <c:roundedCorners val="0"/>
+  <mc:AlternateContent xmlns:mc="http://schemas.openxmlformats.org/markup-compatibility/2006">
+    <mc:Choice xmlns:c14="http://schemas.microsoft.com/office/drawing/2007/8/2/chart" Requires="c14">
+      <c14:style val="102"/>
+    </mc:Choice>
+    <mc:Fallback>
+      <c:style val="2"/>
+    </mc:Fallback>
+  </mc:AlternateContent>
+  <c:chart>
+    <c:title>
+      <c:tx>
+        <c:rich>
+          <a:bodyPr rot="0" spcFirstLastPara="1" vertOverflow="ellipsis" vert="horz" wrap="square" anchor="ctr" anchorCtr="1"/>
+          <a:lstStyle/>
+          <a:p>
+            <a:pPr>
+              <a:defRPr sz="1400" b="0" i="0" u="none" strike="noStrike" kern="1200" spc="0" baseline="0">
+                <a:solidFill>
+                  <a:schemeClr val="tx1">
+                    <a:lumMod val="65000"/>
+                    <a:lumOff val="35000"/>
+                  </a:schemeClr>
+                </a:solidFill>
+                <a:latin typeface="+mn-lt"/>
+                <a:ea typeface="+mn-ea"/>
+                <a:cs typeface="+mn-cs"/>
+              </a:defRPr>
+            </a:pPr>
+            <a:r>
+              <a:rPr lang="en-US"/>
+              <a:t>Gantt</a:t>
+            </a:r>
+            <a:r>
+              <a:rPr lang="en-US" baseline="0"/>
+              <a:t> Chart</a:t>
+            </a:r>
+            <a:endParaRPr lang="en-US"/>
+          </a:p>
+        </c:rich>
+      </c:tx>
+      <c:overlay val="0"/>
+      <c:spPr>
+        <a:noFill/>
+        <a:ln>
+          <a:noFill/>
+        </a:ln>
+        <a:effectLst/>
+      </c:spPr>
+      <c:txPr>
+        <a:bodyPr rot="0" spcFirstLastPara="1" vertOverflow="ellipsis" vert="horz" wrap="square" anchor="ctr" anchorCtr="1"/>
+        <a:lstStyle/>
+        <a:p>
+          <a:pPr>
+            <a:defRPr sz="1400" b="0" i="0" u="none" strike="noStrike" kern="1200" spc="0" baseline="0">
+              <a:solidFill>
+                <a:schemeClr val="tx1">
+                  <a:lumMod val="65000"/>
+                  <a:lumOff val="35000"/>
+                </a:schemeClr>
+              </a:solidFill>
+              <a:latin typeface="+mn-lt"/>
+              <a:ea typeface="+mn-ea"/>
+              <a:cs typeface="+mn-cs"/>
+            </a:defRPr>
+          </a:pPr>
+          <a:endParaRPr lang="en-US"/>
+        </a:p>
+      </c:txPr>
+    </c:title>
+    <c:autoTitleDeleted val="0"/>
+    <c:plotArea>
+      <c:layout/>
+      <c:barChart>
+        <c:barDir val="bar"/>
+        <c:grouping val="stacked"/>
+        <c:varyColors val="0"/>
+        <c:ser>
+          <c:idx val="0"/>
+          <c:order val="0"/>
+          <c:tx>
+            <c:strRef>
+              <c:f>Sheet1!$B$1</c:f>
+              <c:strCache>
+                <c:ptCount val="1"/>
+                <c:pt idx="0">
+                  <c:v>Week 1</c:v>
+                </c:pt>
+              </c:strCache>
+            </c:strRef>
+          </c:tx>
+          <c:spPr>
+            <a:solidFill>
+              <a:schemeClr val="accent1"/>
+            </a:solidFill>
+            <a:ln>
+              <a:noFill/>
+            </a:ln>
+            <a:effectLst/>
+          </c:spPr>
+          <c:invertIfNegative val="0"/>
+          <c:cat>
+            <c:strRef>
+              <c:f>Sheet1!$A$2:$A$7</c:f>
+              <c:strCache>
+                <c:ptCount val="6"/>
+                <c:pt idx="0">
+                  <c:v>Requirements &amp; Planning</c:v>
+                </c:pt>
+                <c:pt idx="1">
+                  <c:v>System Architecture &amp; Design</c:v>
+                </c:pt>
+                <c:pt idx="2">
+                  <c:v>CD (Phase 1)</c:v>
+                </c:pt>
+                <c:pt idx="3">
+                  <c:v>CD (Phase 2)</c:v>
+                </c:pt>
+                <c:pt idx="4">
+                  <c:v>Reporting &amp; Infrastructure</c:v>
+                </c:pt>
+                <c:pt idx="5">
+                  <c:v>QA, Finalization &amp; Delivery</c:v>
+                </c:pt>
+              </c:strCache>
+            </c:strRef>
+          </c:cat>
+          <c:val>
+            <c:numRef>
+              <c:f>Sheet1!$B$2:$B$7</c:f>
+              <c:numCache>
+                <c:formatCode>General</c:formatCode>
+                <c:ptCount val="6"/>
+                <c:pt idx="0">
+                  <c:v>4.3</c:v>
+                </c:pt>
+                <c:pt idx="1">
+                  <c:v>2.5</c:v>
+                </c:pt>
+                <c:pt idx="2">
+                  <c:v>3.5</c:v>
+                </c:pt>
+                <c:pt idx="3">
+                  <c:v>4.5</c:v>
+                </c:pt>
+                <c:pt idx="4">
+                  <c:v>5.5</c:v>
+                </c:pt>
+                <c:pt idx="5">
+                  <c:v>6.5</c:v>
+                </c:pt>
+              </c:numCache>
+            </c:numRef>
+          </c:val>
+          <c:extLst>
+            <c:ext xmlns:c16="http://schemas.microsoft.com/office/drawing/2014/chart" uri="{C3380CC4-5D6E-409C-BE32-E72D297353CC}">
+              <c16:uniqueId val="{00000000-96AA-4283-B028-EDE1D23D9F26}"/>
+            </c:ext>
+          </c:extLst>
+        </c:ser>
+        <c:ser>
+          <c:idx val="1"/>
+          <c:order val="1"/>
+          <c:tx>
+            <c:strRef>
+              <c:f>Sheet1!$C$1</c:f>
+              <c:strCache>
+                <c:ptCount val="1"/>
+                <c:pt idx="0">
+                  <c:v>Week 2</c:v>
+                </c:pt>
+              </c:strCache>
+            </c:strRef>
+          </c:tx>
+          <c:spPr>
+            <a:solidFill>
+              <a:schemeClr val="accent2"/>
+            </a:solidFill>
+            <a:ln>
+              <a:noFill/>
+            </a:ln>
+            <a:effectLst/>
+          </c:spPr>
+          <c:invertIfNegative val="0"/>
+          <c:cat>
+            <c:strRef>
+              <c:f>Sheet1!$A$2:$A$7</c:f>
+              <c:strCache>
+                <c:ptCount val="6"/>
+                <c:pt idx="0">
+                  <c:v>Requirements &amp; Planning</c:v>
+                </c:pt>
+                <c:pt idx="1">
+                  <c:v>System Architecture &amp; Design</c:v>
+                </c:pt>
+                <c:pt idx="2">
+                  <c:v>CD (Phase 1)</c:v>
+                </c:pt>
+                <c:pt idx="3">
+                  <c:v>CD (Phase 2)</c:v>
+                </c:pt>
+                <c:pt idx="4">
+                  <c:v>Reporting &amp; Infrastructure</c:v>
+                </c:pt>
+                <c:pt idx="5">
+                  <c:v>QA, Finalization &amp; Delivery</c:v>
+                </c:pt>
+              </c:strCache>
+            </c:strRef>
+          </c:cat>
+          <c:val>
+            <c:numRef>
+              <c:f>Sheet1!$C$2:$C$7</c:f>
+              <c:numCache>
+                <c:formatCode>General</c:formatCode>
+                <c:ptCount val="6"/>
+                <c:pt idx="0">
+                  <c:v>2.4</c:v>
+                </c:pt>
+                <c:pt idx="1">
+                  <c:v>4.4000000000000004</c:v>
+                </c:pt>
+                <c:pt idx="2">
+                  <c:v>1.8</c:v>
+                </c:pt>
+                <c:pt idx="3">
+                  <c:v>2.8</c:v>
+                </c:pt>
+                <c:pt idx="4">
+                  <c:v>5.2</c:v>
+                </c:pt>
+                <c:pt idx="5">
+                  <c:v>6.2</c:v>
+                </c:pt>
+              </c:numCache>
+            </c:numRef>
+          </c:val>
+          <c:extLst>
+            <c:ext xmlns:c16="http://schemas.microsoft.com/office/drawing/2014/chart" uri="{C3380CC4-5D6E-409C-BE32-E72D297353CC}">
+              <c16:uniqueId val="{00000001-96AA-4283-B028-EDE1D23D9F26}"/>
+            </c:ext>
+          </c:extLst>
+        </c:ser>
+        <c:ser>
+          <c:idx val="2"/>
+          <c:order val="2"/>
+          <c:tx>
+            <c:strRef>
+              <c:f>Sheet1!$D$1</c:f>
+              <c:strCache>
+                <c:ptCount val="1"/>
+                <c:pt idx="0">
+                  <c:v>Week 3</c:v>
+                </c:pt>
+              </c:strCache>
+            </c:strRef>
+          </c:tx>
+          <c:spPr>
+            <a:solidFill>
+              <a:schemeClr val="accent3"/>
+            </a:solidFill>
+            <a:ln>
+              <a:noFill/>
+            </a:ln>
+            <a:effectLst/>
+          </c:spPr>
+          <c:invertIfNegative val="0"/>
+          <c:cat>
+            <c:strRef>
+              <c:f>Sheet1!$A$2:$A$7</c:f>
+              <c:strCache>
+                <c:ptCount val="6"/>
+                <c:pt idx="0">
+                  <c:v>Requirements &amp; Planning</c:v>
+                </c:pt>
+                <c:pt idx="1">
+                  <c:v>System Architecture &amp; Design</c:v>
+                </c:pt>
+                <c:pt idx="2">
+                  <c:v>CD (Phase 1)</c:v>
+                </c:pt>
+                <c:pt idx="3">
+                  <c:v>CD (Phase 2)</c:v>
+                </c:pt>
+                <c:pt idx="4">
+                  <c:v>Reporting &amp; Infrastructure</c:v>
+                </c:pt>
+                <c:pt idx="5">
+                  <c:v>QA, Finalization &amp; Delivery</c:v>
+                </c:pt>
+              </c:strCache>
+            </c:strRef>
+          </c:cat>
+          <c:val>
+            <c:numRef>
+              <c:f>Sheet1!$D$2:$D$7</c:f>
+              <c:numCache>
+                <c:formatCode>General</c:formatCode>
+                <c:ptCount val="6"/>
+                <c:pt idx="0">
+                  <c:v>2</c:v>
+                </c:pt>
+                <c:pt idx="1">
+                  <c:v>2</c:v>
+                </c:pt>
+                <c:pt idx="2">
+                  <c:v>3</c:v>
+                </c:pt>
+                <c:pt idx="3">
+                  <c:v>5</c:v>
+                </c:pt>
+                <c:pt idx="4">
+                  <c:v>7</c:v>
+                </c:pt>
+                <c:pt idx="5">
+                  <c:v>8</c:v>
+                </c:pt>
+              </c:numCache>
+            </c:numRef>
+          </c:val>
+          <c:extLst>
+            <c:ext xmlns:c16="http://schemas.microsoft.com/office/drawing/2014/chart" uri="{C3380CC4-5D6E-409C-BE32-E72D297353CC}">
+              <c16:uniqueId val="{00000002-96AA-4283-B028-EDE1D23D9F26}"/>
+            </c:ext>
+          </c:extLst>
+        </c:ser>
+        <c:ser>
+          <c:idx val="3"/>
+          <c:order val="3"/>
+          <c:tx>
+            <c:strRef>
+              <c:f>Sheet1!$E$1</c:f>
+              <c:strCache>
+                <c:ptCount val="1"/>
+                <c:pt idx="0">
+                  <c:v>Week 4</c:v>
+                </c:pt>
+              </c:strCache>
+            </c:strRef>
+          </c:tx>
+          <c:spPr>
+            <a:solidFill>
+              <a:schemeClr val="accent4"/>
+            </a:solidFill>
+            <a:ln>
+              <a:noFill/>
+            </a:ln>
+            <a:effectLst/>
+          </c:spPr>
+          <c:invertIfNegative val="0"/>
+          <c:cat>
+            <c:strRef>
+              <c:f>Sheet1!$A$2:$A$7</c:f>
+              <c:strCache>
+                <c:ptCount val="6"/>
+                <c:pt idx="0">
+                  <c:v>Requirements &amp; Planning</c:v>
+                </c:pt>
+                <c:pt idx="1">
+                  <c:v>System Architecture &amp; Design</c:v>
+                </c:pt>
+                <c:pt idx="2">
+                  <c:v>CD (Phase 1)</c:v>
+                </c:pt>
+                <c:pt idx="3">
+                  <c:v>CD (Phase 2)</c:v>
+                </c:pt>
+                <c:pt idx="4">
+                  <c:v>Reporting &amp; Infrastructure</c:v>
+                </c:pt>
+                <c:pt idx="5">
+                  <c:v>QA, Finalization &amp; Delivery</c:v>
+                </c:pt>
+              </c:strCache>
+            </c:strRef>
+          </c:cat>
+          <c:val>
+            <c:numRef>
+              <c:f>Sheet1!$E$2:$E$7</c:f>
+              <c:numCache>
+                <c:formatCode>General</c:formatCode>
+                <c:ptCount val="6"/>
+                <c:pt idx="0">
+                  <c:v>3</c:v>
+                </c:pt>
+                <c:pt idx="1">
+                  <c:v>3</c:v>
+                </c:pt>
+                <c:pt idx="2">
+                  <c:v>4</c:v>
+                </c:pt>
+                <c:pt idx="3">
+                  <c:v>6</c:v>
+                </c:pt>
+                <c:pt idx="4">
+                  <c:v>8</c:v>
+                </c:pt>
+                <c:pt idx="5">
+                  <c:v>9</c:v>
+                </c:pt>
+              </c:numCache>
+            </c:numRef>
+          </c:val>
+          <c:extLst>
+            <c:ext xmlns:c16="http://schemas.microsoft.com/office/drawing/2014/chart" uri="{C3380CC4-5D6E-409C-BE32-E72D297353CC}">
+              <c16:uniqueId val="{00000003-96AA-4283-B028-EDE1D23D9F26}"/>
+            </c:ext>
+          </c:extLst>
+        </c:ser>
+        <c:ser>
+          <c:idx val="4"/>
+          <c:order val="4"/>
+          <c:tx>
+            <c:strRef>
+              <c:f>Sheet1!$F$1</c:f>
+              <c:strCache>
+                <c:ptCount val="1"/>
+                <c:pt idx="0">
+                  <c:v>Week 5</c:v>
+                </c:pt>
+              </c:strCache>
+            </c:strRef>
+          </c:tx>
+          <c:spPr>
+            <a:solidFill>
+              <a:schemeClr val="accent5"/>
+            </a:solidFill>
+            <a:ln>
+              <a:noFill/>
+            </a:ln>
+            <a:effectLst/>
+          </c:spPr>
+          <c:invertIfNegative val="0"/>
+          <c:cat>
+            <c:strRef>
+              <c:f>Sheet1!$A$2:$A$7</c:f>
+              <c:strCache>
+                <c:ptCount val="6"/>
+                <c:pt idx="0">
+                  <c:v>Requirements &amp; Planning</c:v>
+                </c:pt>
+                <c:pt idx="1">
+                  <c:v>System Architecture &amp; Design</c:v>
+                </c:pt>
+                <c:pt idx="2">
+                  <c:v>CD (Phase 1)</c:v>
+                </c:pt>
+                <c:pt idx="3">
+                  <c:v>CD (Phase 2)</c:v>
+                </c:pt>
+                <c:pt idx="4">
+                  <c:v>Reporting &amp; Infrastructure</c:v>
+                </c:pt>
+                <c:pt idx="5">
+                  <c:v>QA, Finalization &amp; Delivery</c:v>
+                </c:pt>
+              </c:strCache>
+            </c:strRef>
+          </c:cat>
+          <c:val>
+            <c:numRef>
+              <c:f>Sheet1!$F$2:$F$7</c:f>
+              <c:numCache>
+                <c:formatCode>General</c:formatCode>
+                <c:ptCount val="6"/>
+                <c:pt idx="0">
+                  <c:v>4</c:v>
+                </c:pt>
+                <c:pt idx="1">
+                  <c:v>6</c:v>
+                </c:pt>
+                <c:pt idx="2">
+                  <c:v>5</c:v>
+                </c:pt>
+                <c:pt idx="3">
+                  <c:v>7</c:v>
+                </c:pt>
+                <c:pt idx="4">
+                  <c:v>9</c:v>
+                </c:pt>
+                <c:pt idx="5">
+                  <c:v>10</c:v>
+                </c:pt>
+              </c:numCache>
+            </c:numRef>
+          </c:val>
+          <c:extLst>
+            <c:ext xmlns:c16="http://schemas.microsoft.com/office/drawing/2014/chart" uri="{C3380CC4-5D6E-409C-BE32-E72D297353CC}">
+              <c16:uniqueId val="{00000004-96AA-4283-B028-EDE1D23D9F26}"/>
+            </c:ext>
+          </c:extLst>
+        </c:ser>
+        <c:ser>
+          <c:idx val="5"/>
+          <c:order val="5"/>
+          <c:tx>
+            <c:strRef>
+              <c:f>Sheet1!$G$1</c:f>
+              <c:strCache>
+                <c:ptCount val="1"/>
+                <c:pt idx="0">
+                  <c:v>Week 6</c:v>
+                </c:pt>
+              </c:strCache>
+            </c:strRef>
+          </c:tx>
+          <c:spPr>
+            <a:solidFill>
+              <a:schemeClr val="accent6"/>
+            </a:solidFill>
+            <a:ln>
+              <a:noFill/>
+            </a:ln>
+            <a:effectLst/>
+          </c:spPr>
+          <c:invertIfNegative val="0"/>
+          <c:cat>
+            <c:strRef>
+              <c:f>Sheet1!$A$2:$A$7</c:f>
+              <c:strCache>
+                <c:ptCount val="6"/>
+                <c:pt idx="0">
+                  <c:v>Requirements &amp; Planning</c:v>
+                </c:pt>
+                <c:pt idx="1">
+                  <c:v>System Architecture &amp; Design</c:v>
+                </c:pt>
+                <c:pt idx="2">
+                  <c:v>CD (Phase 1)</c:v>
+                </c:pt>
+                <c:pt idx="3">
+                  <c:v>CD (Phase 2)</c:v>
+                </c:pt>
+                <c:pt idx="4">
+                  <c:v>Reporting &amp; Infrastructure</c:v>
+                </c:pt>
+                <c:pt idx="5">
+                  <c:v>QA, Finalization &amp; Delivery</c:v>
+                </c:pt>
+              </c:strCache>
+            </c:strRef>
+          </c:cat>
+          <c:val>
+            <c:numRef>
+              <c:f>Sheet1!$G$2:$G$7</c:f>
+              <c:numCache>
+                <c:formatCode>General</c:formatCode>
+                <c:ptCount val="6"/>
+                <c:pt idx="0">
+                  <c:v>5</c:v>
+                </c:pt>
+                <c:pt idx="1">
+                  <c:v>9</c:v>
+                </c:pt>
+                <c:pt idx="2">
+                  <c:v>6</c:v>
+                </c:pt>
+                <c:pt idx="3">
+                  <c:v>8</c:v>
+                </c:pt>
+                <c:pt idx="4">
+                  <c:v>10</c:v>
+                </c:pt>
+                <c:pt idx="5">
+                  <c:v>11</c:v>
+                </c:pt>
+              </c:numCache>
+            </c:numRef>
+          </c:val>
+          <c:extLst>
+            <c:ext xmlns:c16="http://schemas.microsoft.com/office/drawing/2014/chart" uri="{C3380CC4-5D6E-409C-BE32-E72D297353CC}">
+              <c16:uniqueId val="{00000005-96AA-4283-B028-EDE1D23D9F26}"/>
+            </c:ext>
+          </c:extLst>
+        </c:ser>
+        <c:dLbls>
+          <c:showLegendKey val="0"/>
+          <c:showVal val="0"/>
+          <c:showCatName val="0"/>
+          <c:showSerName val="0"/>
+          <c:showPercent val="0"/>
+          <c:showBubbleSize val="0"/>
+        </c:dLbls>
+        <c:gapWidth val="150"/>
+        <c:overlap val="100"/>
+        <c:axId val="1730097488"/>
+        <c:axId val="1493741552"/>
+      </c:barChart>
+      <c:catAx>
+        <c:axId val="1730097488"/>
+        <c:scaling>
+          <c:orientation val="minMax"/>
+        </c:scaling>
+        <c:delete val="0"/>
+        <c:axPos val="l"/>
+        <c:numFmt formatCode="General" sourceLinked="1"/>
+        <c:majorTickMark val="none"/>
+        <c:minorTickMark val="none"/>
+        <c:tickLblPos val="nextTo"/>
+        <c:spPr>
+          <a:noFill/>
+          <a:ln w="9525" cap="flat" cmpd="sng" algn="ctr">
+            <a:solidFill>
+              <a:schemeClr val="tx1">
+                <a:lumMod val="15000"/>
+                <a:lumOff val="85000"/>
+              </a:schemeClr>
+            </a:solidFill>
+            <a:round/>
+          </a:ln>
+          <a:effectLst/>
+        </c:spPr>
+        <c:txPr>
+          <a:bodyPr rot="-60000000" spcFirstLastPara="1" vertOverflow="ellipsis" vert="horz" wrap="square" anchor="ctr" anchorCtr="1"/>
+          <a:lstStyle/>
+          <a:p>
+            <a:pPr>
+              <a:defRPr sz="900" b="0" i="0" u="none" strike="noStrike" kern="1200" baseline="0">
+                <a:solidFill>
+                  <a:schemeClr val="tx1">
+                    <a:lumMod val="65000"/>
+                    <a:lumOff val="35000"/>
+                  </a:schemeClr>
+                </a:solidFill>
+                <a:latin typeface="+mn-lt"/>
+                <a:ea typeface="+mn-ea"/>
+                <a:cs typeface="+mn-cs"/>
+              </a:defRPr>
+            </a:pPr>
+            <a:endParaRPr lang="en-US"/>
+          </a:p>
+        </c:txPr>
+        <c:crossAx val="1493741552"/>
+        <c:crosses val="autoZero"/>
+        <c:auto val="1"/>
+        <c:lblAlgn val="ctr"/>
+        <c:lblOffset val="100"/>
+        <c:noMultiLvlLbl val="0"/>
+      </c:catAx>
+      <c:valAx>
+        <c:axId val="1493741552"/>
+        <c:scaling>
+          <c:orientation val="minMax"/>
+        </c:scaling>
+        <c:delete val="0"/>
+        <c:axPos val="b"/>
+        <c:majorGridlines>
+          <c:spPr>
+            <a:ln w="9525" cap="flat" cmpd="sng" algn="ctr">
+              <a:solidFill>
+                <a:schemeClr val="tx1">
+                  <a:lumMod val="15000"/>
+                  <a:lumOff val="85000"/>
+                </a:schemeClr>
+              </a:solidFill>
+              <a:round/>
+            </a:ln>
+            <a:effectLst/>
+          </c:spPr>
+        </c:majorGridlines>
+        <c:numFmt formatCode="General" sourceLinked="1"/>
+        <c:majorTickMark val="none"/>
+        <c:minorTickMark val="none"/>
+        <c:tickLblPos val="nextTo"/>
+        <c:spPr>
+          <a:noFill/>
+          <a:ln>
+            <a:noFill/>
+          </a:ln>
+          <a:effectLst/>
+        </c:spPr>
+        <c:txPr>
+          <a:bodyPr rot="-60000000" spcFirstLastPara="1" vertOverflow="ellipsis" vert="horz" wrap="square" anchor="ctr" anchorCtr="1"/>
+          <a:lstStyle/>
+          <a:p>
+            <a:pPr>
+              <a:defRPr sz="900" b="0" i="0" u="none" strike="noStrike" kern="1200" baseline="0">
+                <a:solidFill>
+                  <a:schemeClr val="tx1">
+                    <a:lumMod val="65000"/>
+                    <a:lumOff val="35000"/>
+                  </a:schemeClr>
+                </a:solidFill>
+                <a:latin typeface="+mn-lt"/>
+                <a:ea typeface="+mn-ea"/>
+                <a:cs typeface="+mn-cs"/>
+              </a:defRPr>
+            </a:pPr>
+            <a:endParaRPr lang="en-US"/>
+          </a:p>
+        </c:txPr>
+        <c:crossAx val="1730097488"/>
+        <c:crosses val="autoZero"/>
+        <c:crossBetween val="between"/>
+      </c:valAx>
+      <c:spPr>
+        <a:noFill/>
+        <a:ln>
+          <a:solidFill>
+            <a:schemeClr val="accent1"/>
+          </a:solidFill>
+        </a:ln>
+        <a:effectLst/>
+      </c:spPr>
+    </c:plotArea>
+    <c:legend>
+      <c:legendPos val="b"/>
+      <c:overlay val="0"/>
+      <c:spPr>
+        <a:noFill/>
+        <a:ln>
+          <a:noFill/>
+        </a:ln>
+        <a:effectLst/>
+      </c:spPr>
+      <c:txPr>
+        <a:bodyPr rot="0" spcFirstLastPara="1" vertOverflow="ellipsis" vert="horz" wrap="square" anchor="ctr" anchorCtr="1"/>
+        <a:lstStyle/>
+        <a:p>
+          <a:pPr>
+            <a:defRPr sz="900" b="0" i="0" u="none" strike="noStrike" kern="1200" baseline="0">
+              <a:solidFill>
+                <a:schemeClr val="tx1">
+                  <a:lumMod val="65000"/>
+                  <a:lumOff val="35000"/>
+                </a:schemeClr>
+              </a:solidFill>
+              <a:latin typeface="+mn-lt"/>
+              <a:ea typeface="+mn-ea"/>
+              <a:cs typeface="+mn-cs"/>
+            </a:defRPr>
+          </a:pPr>
+          <a:endParaRPr lang="en-US"/>
+        </a:p>
+      </c:txPr>
+    </c:legend>
+    <c:plotVisOnly val="1"/>
+    <c:dispBlanksAs val="gap"/>
+    <c:showDLblsOverMax val="0"/>
+    <c:extLst>
+      <c:ext xmlns:c16r3="http://schemas.microsoft.com/office/drawing/2017/03/chart" uri="{56B9EC1D-385E-4148-901F-78D8002777C0}">
+        <c16r3:dataDisplayOptions16>
+          <c16r3:dispNaAsBlank val="1"/>
+        </c16r3:dataDisplayOptions16>
+      </c:ext>
+    </c:extLst>
+  </c:chart>
+  <c:spPr>
+    <a:solidFill>
+      <a:schemeClr val="bg1"/>
+    </a:solidFill>
+    <a:ln w="9525" cap="flat" cmpd="sng" algn="ctr">
+      <a:solidFill>
+        <a:schemeClr val="tx1">
+          <a:lumMod val="15000"/>
+          <a:lumOff val="85000"/>
+        </a:schemeClr>
+      </a:solidFill>
+      <a:round/>
+    </a:ln>
+    <a:effectLst/>
+  </c:spPr>
+  <c:txPr>
+    <a:bodyPr/>
+    <a:lstStyle/>
+    <a:p>
+      <a:pPr>
+        <a:defRPr/>
+      </a:pPr>
+      <a:endParaRPr lang="en-US"/>
+    </a:p>
+  </c:txPr>
+  <c:externalData r:id="rId3">
+    <c:autoUpdate val="0"/>
+  </c:externalData>
+</c:chartSpace>
+</file>
+
+<file path=word/charts/colors1.xml><?xml version="1.0" encoding="utf-8"?>
+<cs:colorStyle xmlns:cs="http://schemas.microsoft.com/office/drawing/2012/chartStyle" xmlns:a="http://schemas.openxmlformats.org/drawingml/2006/main" meth="cycle" id="10">
+  <a:schemeClr val="accent1"/>
+  <a:schemeClr val="accent2"/>
+  <a:schemeClr val="accent3"/>
+  <a:schemeClr val="accent4"/>
+  <a:schemeClr val="accent5"/>
+  <a:schemeClr val="accent6"/>
+  <cs:variation/>
+  <cs:variation>
+    <a:lumMod val="60000"/>
+  </cs:variation>
+  <cs:variation>
+    <a:lumMod val="80000"/>
+    <a:lumOff val="20000"/>
+  </cs:variation>
+  <cs:variation>
+    <a:lumMod val="80000"/>
+  </cs:variation>
+  <cs:variation>
+    <a:lumMod val="60000"/>
+    <a:lumOff val="40000"/>
+  </cs:variation>
+  <cs:variation>
+    <a:lumMod val="50000"/>
+  </cs:variation>
+  <cs:variation>
+    <a:lumMod val="70000"/>
+    <a:lumOff val="30000"/>
+  </cs:variation>
+  <cs:variation>
+    <a:lumMod val="70000"/>
+  </cs:variation>
+  <cs:variation>
+    <a:lumMod val="50000"/>
+    <a:lumOff val="50000"/>
+  </cs:variation>
+</cs:colorStyle>
+</file>
+
+<file path=word/charts/style1.xml><?xml version="1.0" encoding="utf-8"?>
+<cs:chartStyle xmlns:cs="http://schemas.microsoft.com/office/drawing/2012/chartStyle" xmlns:a="http://schemas.openxmlformats.org/drawingml/2006/main" id="297">
+  <cs:axisTitle>
+    <cs:lnRef idx="0"/>
+    <cs:fillRef idx="0"/>
+    <cs:effectRef idx="0"/>
+    <cs:fontRef idx="minor">
+      <a:schemeClr val="tx1">
+        <a:lumMod val="65000"/>
+        <a:lumOff val="35000"/>
+      </a:schemeClr>
+    </cs:fontRef>
+    <cs:defRPr sz="1000" kern="1200"/>
+  </cs:axisTitle>
+  <cs:categoryAxis>
+    <cs:lnRef idx="0"/>
+    <cs:fillRef idx="0"/>
+    <cs:effectRef idx="0"/>
+    <cs:fontRef idx="minor">
+      <a:schemeClr val="tx1">
+        <a:lumMod val="65000"/>
+        <a:lumOff val="35000"/>
+      </a:schemeClr>
+    </cs:fontRef>
+    <cs:spPr>
+      <a:ln w="9525" cap="flat" cmpd="sng" algn="ctr">
+        <a:solidFill>
+          <a:schemeClr val="tx1">
+            <a:lumMod val="15000"/>
+            <a:lumOff val="85000"/>
+          </a:schemeClr>
+        </a:solidFill>
+        <a:round/>
+      </a:ln>
+    </cs:spPr>
+    <cs:defRPr sz="900" kern="1200"/>
+  </cs:categoryAxis>
+  <cs:chartArea mods="allowNoFillOverride allowNoLineOverride">
+    <cs:lnRef idx="0"/>
+    <cs:fillRef idx="0"/>
+    <cs:effectRef idx="0"/>
+    <cs:fontRef idx="minor">
+      <a:schemeClr val="tx1"/>
+    </cs:fontRef>
+    <cs:spPr>
+      <a:solidFill>
+        <a:schemeClr val="bg1"/>
+      </a:solidFill>
+      <a:ln w="9525" cap="flat" cmpd="sng" algn="ctr">
+        <a:solidFill>
+          <a:schemeClr val="tx1">
+            <a:lumMod val="15000"/>
+            <a:lumOff val="85000"/>
+          </a:schemeClr>
+        </a:solidFill>
+        <a:round/>
+      </a:ln>
+    </cs:spPr>
+    <cs:defRPr sz="1000" kern="1200"/>
+  </cs:chartArea>
+  <cs:dataLabel>
+    <cs:lnRef idx="0"/>
+    <cs:fillRef idx="0"/>
+    <cs:effectRef idx="0"/>
+    <cs:fontRef idx="minor">
+      <a:schemeClr val="tx1">
+        <a:lumMod val="75000"/>
+        <a:lumOff val="25000"/>
+      </a:schemeClr>
+    </cs:fontRef>
+    <cs:defRPr sz="900" kern="1200"/>
+  </cs:dataLabel>
+  <cs:dataLabelCallout>
+    <cs:lnRef idx="0"/>
+    <cs:fillRef idx="0"/>
+    <cs:effectRef idx="0"/>
+    <cs:fontRef idx="minor">
+      <a:schemeClr val="dk1">
+        <a:lumMod val="65000"/>
+        <a:lumOff val="35000"/>
+      </a:schemeClr>
+    </cs:fontRef>
+    <cs:spPr>
+      <a:solidFill>
+        <a:schemeClr val="lt1"/>
+      </a:solidFill>
+      <a:ln>
+        <a:solidFill>
+          <a:schemeClr val="dk1">
+            <a:lumMod val="25000"/>
+            <a:lumOff val="75000"/>
+          </a:schemeClr>
+        </a:solidFill>
+      </a:ln>
+    </cs:spPr>
+    <cs:defRPr sz="900" kern="1200"/>
+    <cs:bodyPr rot="0" spcFirstLastPara="1" vertOverflow="clip" horzOverflow="clip" vert="horz" wrap="square" lIns="36576" tIns="18288" rIns="36576" bIns="18288" anchor="ctr" anchorCtr="1">
+      <a:spAutoFit/>
+    </cs:bodyPr>
+  </cs:dataLabelCallout>
+  <cs:dataPoint>
+    <cs:lnRef idx="0"/>
+    <cs:fillRef idx="1">
+      <cs:styleClr val="auto"/>
+    </cs:fillRef>
+    <cs:effectRef idx="0"/>
+    <cs:fontRef idx="minor">
+      <a:schemeClr val="tx1"/>
+    </cs:fontRef>
+  </cs:dataPoint>
+  <cs:dataPoint3D>
+    <cs:lnRef idx="0"/>
+    <cs:fillRef idx="1">
+      <cs:styleClr val="auto"/>
+    </cs:fillRef>
+    <cs:effectRef idx="0"/>
+    <cs:fontRef idx="minor">
+      <a:schemeClr val="tx1"/>
+    </cs:fontRef>
+  </cs:dataPoint3D>
+  <cs:dataPointLine>
+    <cs:lnRef idx="0">
+      <cs:styleClr val="auto"/>
+    </cs:lnRef>
+    <cs:fillRef idx="1"/>
+    <cs:effectRef idx="0"/>
+    <cs:fontRef idx="minor">
+      <a:schemeClr val="tx1"/>
+    </cs:fontRef>
+    <cs:spPr>
+      <a:ln w="28575" cap="rnd">
+        <a:solidFill>
+          <a:schemeClr val="phClr"/>
+        </a:solidFill>
+        <a:round/>
+      </a:ln>
+    </cs:spPr>
+  </cs:dataPointLine>
+  <cs:dataPointMarker>
+    <cs:lnRef idx="0">
+      <cs:styleClr val="auto"/>
+    </cs:lnRef>
+    <cs:fillRef idx="1">
+      <cs:styleClr val="auto"/>
+    </cs:fillRef>
+    <cs:effectRef idx="0"/>
+    <cs:fontRef idx="minor">
+      <a:schemeClr val="tx1"/>
+    </cs:fontRef>
+    <cs:spPr>
+      <a:ln w="9525">
+        <a:solidFill>
+          <a:schemeClr val="phClr"/>
+        </a:solidFill>
+      </a:ln>
+    </cs:spPr>
+  </cs:dataPointMarker>
+  <cs:dataPointMarkerLayout symbol="circle" size="5"/>
+  <cs:dataPointWireframe>
+    <cs:lnRef idx="0">
+      <cs:styleClr val="auto"/>
+    </cs:lnRef>
+    <cs:fillRef idx="1"/>
+    <cs:effectRef idx="0"/>
+    <cs:fontRef idx="minor">
+      <a:schemeClr val="tx1"/>
+    </cs:fontRef>
+    <cs:spPr>
+      <a:ln w="9525" cap="rnd">
+        <a:solidFill>
+          <a:schemeClr val="phClr"/>
+        </a:solidFill>
+        <a:round/>
+      </a:ln>
+    </cs:spPr>
+  </cs:dataPointWireframe>
+  <cs:dataTable>
+    <cs:lnRef idx="0"/>
+    <cs:fillRef idx="0"/>
+    <cs:effectRef idx="0"/>
+    <cs:fontRef idx="minor">
+      <a:schemeClr val="tx1">
+        <a:lumMod val="65000"/>
+        <a:lumOff val="35000"/>
+      </a:schemeClr>
+    </cs:fontRef>
+    <cs:spPr>
+      <a:noFill/>
+      <a:ln w="9525" cap="flat" cmpd="sng" algn="ctr">
+        <a:solidFill>
+          <a:schemeClr val="tx1">
+            <a:lumMod val="15000"/>
+            <a:lumOff val="85000"/>
+          </a:schemeClr>
+        </a:solidFill>
+        <a:round/>
+      </a:ln>
+    </cs:spPr>
+    <cs:defRPr sz="900" kern="1200"/>
+  </cs:dataTable>
+  <cs:downBar>
+    <cs:lnRef idx="0"/>
+    <cs:fillRef idx="0"/>
+    <cs:effectRef idx="0"/>
+    <cs:fontRef idx="minor">
+      <a:schemeClr val="tx1"/>
+    </cs:fontRef>
+    <cs:spPr>
+      <a:solidFill>
+        <a:schemeClr val="dk1">
+          <a:lumMod val="75000"/>
+          <a:lumOff val="25000"/>
+        </a:schemeClr>
+      </a:solidFill>
+      <a:ln w="9525" cap="flat" cmpd="sng" algn="ctr">
+        <a:solidFill>
+          <a:schemeClr val="tx1">
+            <a:lumMod val="65000"/>
+            <a:lumOff val="35000"/>
+          </a:schemeClr>
+        </a:solidFill>
+        <a:round/>
+      </a:ln>
+    </cs:spPr>
+  </cs:downBar>
+  <cs:dropLine>
+    <cs:lnRef idx="0"/>
+    <cs:fillRef idx="0"/>
+    <cs:effectRef idx="0"/>
+    <cs:fontRef idx="minor">
+      <a:schemeClr val="tx1"/>
+    </cs:fontRef>
+    <cs:spPr>
+      <a:ln w="9525" cap="flat" cmpd="sng" algn="ctr">
+        <a:solidFill>
+          <a:schemeClr val="tx1">
+            <a:lumMod val="35000"/>
+            <a:lumOff val="65000"/>
+          </a:schemeClr>
+        </a:solidFill>
+        <a:round/>
+      </a:ln>
+    </cs:spPr>
+  </cs:dropLine>
+  <cs:errorBar>
+    <cs:lnRef idx="0"/>
+    <cs:fillRef idx="0"/>
+    <cs:effectRef idx="0"/>
+    <cs:fontRef idx="minor">
+      <a:schemeClr val="tx1"/>
+    </cs:fontRef>
+    <cs:spPr>
+      <a:ln w="9525" cap="flat" cmpd="sng" algn="ctr">
+        <a:solidFill>
+          <a:schemeClr val="tx1">
+            <a:lumMod val="65000"/>
+            <a:lumOff val="35000"/>
+          </a:schemeClr>
+        </a:solidFill>
+        <a:round/>
+      </a:ln>
+    </cs:spPr>
+  </cs:errorBar>
+  <cs:floor>
+    <cs:lnRef idx="0"/>
+    <cs:fillRef idx="0"/>
+    <cs:effectRef idx="0"/>
+    <cs:fontRef idx="minor">
+      <a:schemeClr val="tx1"/>
+    </cs:fontRef>
+    <cs:spPr>
+      <a:noFill/>
+      <a:ln>
+        <a:noFill/>
+      </a:ln>
+    </cs:spPr>
+  </cs:floor>
+  <cs:gridlineMajor>
+    <cs:lnRef idx="0"/>
+    <cs:fillRef idx="0"/>
+    <cs:effectRef idx="0"/>
+    <cs:fontRef idx="minor">
+      <a:schemeClr val="tx1"/>
+    </cs:fontRef>
+    <cs:spPr>
+      <a:ln w="9525" cap="flat" cmpd="sng" algn="ctr">
+        <a:solidFill>
+          <a:schemeClr val="tx1">
+            <a:lumMod val="15000"/>
+            <a:lumOff val="85000"/>
+          </a:schemeClr>
+        </a:solidFill>
+        <a:round/>
+      </a:ln>
+    </cs:spPr>
+  </cs:gridlineMajor>
+  <cs:gridlineMinor>
+    <cs:lnRef idx="0"/>
+    <cs:fillRef idx="0"/>
+    <cs:effectRef idx="0"/>
+    <cs:fontRef idx="minor">
+      <a:schemeClr val="tx1"/>
+    </cs:fontRef>
+    <cs:spPr>
+      <a:ln w="9525" cap="flat" cmpd="sng" algn="ctr">
+        <a:solidFill>
+          <a:schemeClr val="tx1">
+            <a:lumMod val="5000"/>
+            <a:lumOff val="95000"/>
+          </a:schemeClr>
+        </a:solidFill>
+        <a:round/>
+      </a:ln>
+    </cs:spPr>
+  </cs:gridlineMinor>
+  <cs:hiLoLine>
+    <cs:lnRef idx="0"/>
+    <cs:fillRef idx="0"/>
+    <cs:effectRef idx="0"/>
+    <cs:fontRef idx="minor">
+      <a:schemeClr val="tx1"/>
+    </cs:fontRef>
+    <cs:spPr>
+      <a:ln w="9525" cap="flat" cmpd="sng" algn="ctr">
+        <a:solidFill>
+          <a:schemeClr val="tx1">
+            <a:lumMod val="50000"/>
+            <a:lumOff val="50000"/>
+          </a:schemeClr>
+        </a:solidFill>
+        <a:round/>
+      </a:ln>
+    </cs:spPr>
+  </cs:hiLoLine>
+  <cs:leaderLine>
+    <cs:lnRef idx="0"/>
+    <cs:fillRef idx="0"/>
+    <cs:effectRef idx="0"/>
+    <cs:fontRef idx="minor">
+      <a:schemeClr val="tx1"/>
+    </cs:fontRef>
+    <cs:spPr>
+      <a:ln w="9525" cap="flat" cmpd="sng" algn="ctr">
+        <a:solidFill>
+          <a:schemeClr val="tx1">
+            <a:lumMod val="35000"/>
+            <a:lumOff val="65000"/>
+          </a:schemeClr>
+        </a:solidFill>
+        <a:round/>
+      </a:ln>
+    </cs:spPr>
+  </cs:leaderLine>
+  <cs:legend>
+    <cs:lnRef idx="0"/>
+    <cs:fillRef idx="0"/>
+    <cs:effectRef idx="0"/>
+    <cs:fontRef idx="minor">
+      <a:schemeClr val="tx1">
+        <a:lumMod val="65000"/>
+        <a:lumOff val="35000"/>
+      </a:schemeClr>
+    </cs:fontRef>
+    <cs:defRPr sz="900" kern="1200"/>
+  </cs:legend>
+  <cs:plotArea mods="allowNoFillOverride allowNoLineOverride">
+    <cs:lnRef idx="0"/>
+    <cs:fillRef idx="0"/>
+    <cs:effectRef idx="0"/>
+    <cs:fontRef idx="minor">
+      <a:schemeClr val="tx1"/>
+    </cs:fontRef>
+  </cs:plotArea>
+  <cs:plotArea3D mods="allowNoFillOverride allowNoLineOverride">
+    <cs:lnRef idx="0"/>
+    <cs:fillRef idx="0"/>
+    <cs:effectRef idx="0"/>
+    <cs:fontRef idx="minor">
+      <a:schemeClr val="tx1"/>
+    </cs:fontRef>
+  </cs:plotArea3D>
+  <cs:seriesAxis>
+    <cs:lnRef idx="0"/>
+    <cs:fillRef idx="0"/>
+    <cs:effectRef idx="0"/>
+    <cs:fontRef idx="minor">
+      <a:schemeClr val="tx1">
+        <a:lumMod val="65000"/>
+        <a:lumOff val="35000"/>
+      </a:schemeClr>
+    </cs:fontRef>
+    <cs:defRPr sz="900" kern="1200"/>
+  </cs:seriesAxis>
+  <cs:seriesLine>
+    <cs:lnRef idx="0"/>
+    <cs:fillRef idx="0"/>
+    <cs:effectRef idx="0"/>
+    <cs:fontRef idx="minor">
+      <a:schemeClr val="tx1"/>
+    </cs:fontRef>
+    <cs:spPr>
+      <a:ln w="9525" cap="flat" cmpd="sng" algn="ctr">
+        <a:solidFill>
+          <a:schemeClr val="tx1">
+            <a:lumMod val="35000"/>
+            <a:lumOff val="65000"/>
+          </a:schemeClr>
+        </a:solidFill>
+        <a:round/>
+      </a:ln>
+    </cs:spPr>
+  </cs:seriesLine>
+  <cs:title>
+    <cs:lnRef idx="0"/>
+    <cs:fillRef idx="0"/>
+    <cs:effectRef idx="0"/>
+    <cs:fontRef idx="minor">
+      <a:schemeClr val="tx1">
+        <a:lumMod val="65000"/>
+        <a:lumOff val="35000"/>
+      </a:schemeClr>
+    </cs:fontRef>
+    <cs:defRPr sz="1400" b="0" kern="1200" spc="0" baseline="0"/>
+  </cs:title>
+  <cs:trendline>
+    <cs:lnRef idx="0">
+      <cs:styleClr val="auto"/>
+    </cs:lnRef>
+    <cs:fillRef idx="0"/>
+    <cs:effectRef idx="0"/>
+    <cs:fontRef idx="minor">
+      <a:schemeClr val="tx1"/>
+    </cs:fontRef>
+    <cs:spPr>
+      <a:ln w="19050" cap="rnd">
+        <a:solidFill>
+          <a:schemeClr val="phClr"/>
+        </a:solidFill>
+        <a:prstDash val="sysDot"/>
+      </a:ln>
+    </cs:spPr>
+  </cs:trendline>
+  <cs:trendlineLabel>
+    <cs:lnRef idx="0"/>
+    <cs:fillRef idx="0"/>
+    <cs:effectRef idx="0"/>
+    <cs:fontRef idx="minor">
+      <a:schemeClr val="tx1">
+        <a:lumMod val="65000"/>
+        <a:lumOff val="35000"/>
+      </a:schemeClr>
+    </cs:fontRef>
+    <cs:defRPr sz="900" kern="1200"/>
+  </cs:trendlineLabel>
+  <cs:upBar>
+    <cs:lnRef idx="0"/>
+    <cs:fillRef idx="0"/>
+    <cs:effectRef idx="0"/>
+    <cs:fontRef idx="minor">
+      <a:schemeClr val="tx1"/>
+    </cs:fontRef>
+    <cs:spPr>
+      <a:solidFill>
+        <a:schemeClr val="lt1"/>
+      </a:solidFill>
+      <a:ln w="9525" cap="flat" cmpd="sng" algn="ctr">
+        <a:solidFill>
+          <a:schemeClr val="tx1">
+            <a:lumMod val="65000"/>
+            <a:lumOff val="35000"/>
+          </a:schemeClr>
+        </a:solidFill>
+        <a:round/>
+      </a:ln>
+    </cs:spPr>
+  </cs:upBar>
+  <cs:valueAxis>
+    <cs:lnRef idx="0"/>
+    <cs:fillRef idx="0"/>
+    <cs:effectRef idx="0"/>
+    <cs:fontRef idx="minor">
+      <a:schemeClr val="tx1">
+        <a:lumMod val="65000"/>
+        <a:lumOff val="35000"/>
+      </a:schemeClr>
+    </cs:fontRef>
+    <cs:defRPr sz="900" kern="1200"/>
+  </cs:valueAxis>
+  <cs:wall>
+    <cs:lnRef idx="0"/>
+    <cs:fillRef idx="0"/>
+    <cs:effectRef idx="0"/>
+    <cs:fontRef idx="minor">
+      <a:schemeClr val="tx1"/>
+    </cs:fontRef>
+    <cs:spPr>
+      <a:noFill/>
+      <a:ln>
+        <a:noFill/>
+      </a:ln>
+    </cs:spPr>
+  </cs:wall>
+</cs:chartStyle>
+</file>
+
 <file path=word/theme/theme1.xml><?xml version="1.0" encoding="utf-8"?>
 <a:theme xmlns:a="http://schemas.openxmlformats.org/drawingml/2006/main" name="Office Theme">
   <a:themeElements>
